--- a/Practicas/Practica 7/Practica7_MuestrasExpediente.docx
+++ b/Practicas/Practica 7/Practica7_MuestrasExpediente.docx
@@ -55,12 +55,16 @@
     <w:p>
       <w:pPr>
         <w:pStyle w:val="FirstParagraph"/>
+        <w:rPr>
+          <w:lang w:val="es-MX"/>
+        </w:rPr>
       </w:pPr>
       <w:bookmarkStart w:id="0" w:name="manual-de-práctica-con-swagger"/>
       <w:r>
         <w:rPr>
           <w:b/>
           <w:bCs/>
+          <w:lang w:val="es-MX"/>
         </w:rPr>
         <w:t xml:space="preserve">API SID – </w:t>
       </w:r>
@@ -68,30 +72,41 @@
         <w:rPr>
           <w:b/>
           <w:bCs/>
+          <w:lang w:val="es-MX"/>
         </w:rPr>
         <w:t>F2_PreparacionFabricacion</w:t>
       </w:r>
       <w:r>
+        <w:rPr>
+          <w:lang w:val="es-MX"/>
+        </w:rPr>
         <w:br/>
       </w:r>
       <w:r>
         <w:rPr>
           <w:b/>
           <w:bCs/>
+          <w:lang w:val="es-MX"/>
         </w:rPr>
         <w:t>Enfoque:</w:t>
       </w:r>
       <w:r>
+        <w:rPr>
+          <w:lang w:val="es-MX"/>
+        </w:rPr>
         <w:t xml:space="preserve"> </w:t>
       </w:r>
       <w:r>
+        <w:rPr>
+          <w:lang w:val="es-MX"/>
+        </w:rPr>
         <w:t>Muestras del expediente de pruebas</w:t>
       </w:r>
     </w:p>
     <w:p>
       <w:r>
         <w:pict w14:anchorId="5FBAE4C0">
-          <v:rect id="_x0000_i1520" style="width:0;height:1.5pt" o:hralign="center" o:hrstd="t" o:hr="t"/>
+          <v:rect id="_x0000_i1026" style="width:0;height:1.5pt" o:hralign="center" o:hrstd="t" o:hr="t"/>
         </w:pict>
       </w:r>
     </w:p>
@@ -137,31 +152,71 @@
     <w:p>
       <w:pPr>
         <w:pStyle w:val="FirstParagraph"/>
-      </w:pPr>
-      <w:r>
+        <w:rPr>
+          <w:lang w:val="es-MX"/>
+        </w:rPr>
+      </w:pPr>
+      <w:r>
+        <w:rPr>
+          <w:lang w:val="es-MX"/>
+        </w:rPr>
         <w:t xml:space="preserve">Que los participantes utilicen </w:t>
       </w:r>
-      <w:r>
-        <w:rPr>
-          <w:b/>
-          <w:bCs/>
-        </w:rPr>
-        <w:t>Swagger UI</w:t>
-      </w:r>
-      <w:r>
-        <w:t xml:space="preserve"> para autenticarse y probar los endpoints de</w:t>
-      </w:r>
-      <w:r>
+      <w:proofErr w:type="spellStart"/>
+      <w:r>
+        <w:rPr>
+          <w:b/>
+          <w:bCs/>
+          <w:lang w:val="es-MX"/>
+        </w:rPr>
+        <w:t>Swagger</w:t>
+      </w:r>
+      <w:proofErr w:type="spellEnd"/>
+      <w:r>
+        <w:rPr>
+          <w:b/>
+          <w:bCs/>
+          <w:lang w:val="es-MX"/>
+        </w:rPr>
+        <w:t xml:space="preserve"> UI</w:t>
+      </w:r>
+      <w:r>
+        <w:rPr>
+          <w:lang w:val="es-MX"/>
+        </w:rPr>
+        <w:t xml:space="preserve"> para autenticarse y probar los </w:t>
+      </w:r>
+      <w:proofErr w:type="spellStart"/>
+      <w:r>
+        <w:rPr>
+          <w:lang w:val="es-MX"/>
+        </w:rPr>
+        <w:t>endpoints</w:t>
+      </w:r>
+      <w:proofErr w:type="spellEnd"/>
+      <w:r>
+        <w:rPr>
+          <w:lang w:val="es-MX"/>
+        </w:rPr>
+        <w:t xml:space="preserve"> de</w:t>
+      </w:r>
+      <w:r>
+        <w:rPr>
+          <w:lang w:val="es-MX"/>
+        </w:rPr>
         <w:t xml:space="preserve"> las muestras del expediente</w:t>
       </w:r>
       <w:r>
+        <w:rPr>
+          <w:lang w:val="es-MX"/>
+        </w:rPr>
         <w:t>, comprendiendo entradas, salidas y errores comunes.</w:t>
       </w:r>
     </w:p>
     <w:p>
       <w:r>
         <w:pict w14:anchorId="1FE67E62">
-          <v:rect id="_x0000_i1521" style="width:0;height:1.5pt" o:hralign="center" o:hrstd="t" o:hr="t"/>
+          <v:rect id="_x0000_i1027" style="width:0;height:1.5pt" o:hralign="center" o:hrstd="t" o:hr="t"/>
         </w:pict>
       </w:r>
     </w:p>
@@ -212,9 +267,29 @@
           <w:ilvl w:val="0"/>
           <w:numId w:val="3"/>
         </w:numPr>
-      </w:pPr>
-      <w:r>
-        <w:t>URL de Swagger (entregada por el instructor).</w:t>
+        <w:rPr>
+          <w:lang w:val="es-MX"/>
+        </w:rPr>
+      </w:pPr>
+      <w:r>
+        <w:rPr>
+          <w:lang w:val="es-MX"/>
+        </w:rPr>
+        <w:t xml:space="preserve">URL de </w:t>
+      </w:r>
+      <w:proofErr w:type="spellStart"/>
+      <w:r>
+        <w:rPr>
+          <w:lang w:val="es-MX"/>
+        </w:rPr>
+        <w:t>Swagger</w:t>
+      </w:r>
+      <w:proofErr w:type="spellEnd"/>
+      <w:r>
+        <w:rPr>
+          <w:lang w:val="es-MX"/>
+        </w:rPr>
+        <w:t xml:space="preserve"> (entregada por el instructor).</w:t>
       </w:r>
     </w:p>
     <w:p>
@@ -224,8 +299,14 @@
           <w:ilvl w:val="0"/>
           <w:numId w:val="3"/>
         </w:numPr>
-      </w:pPr>
-      <w:r>
+        <w:rPr>
+          <w:lang w:val="es-MX"/>
+        </w:rPr>
+      </w:pPr>
+      <w:r>
+        <w:rPr>
+          <w:lang w:val="es-MX"/>
+        </w:rPr>
         <w:t>Usuario y contraseña de prueba.</w:t>
       </w:r>
     </w:p>
@@ -236,9 +317,29 @@
           <w:ilvl w:val="0"/>
           <w:numId w:val="3"/>
         </w:numPr>
-      </w:pPr>
-      <w:r>
-        <w:t>Navegador actualizado (Chrome/Edge/Firefox).</w:t>
+        <w:rPr>
+          <w:lang w:val="pt-BR"/>
+        </w:rPr>
+      </w:pPr>
+      <w:r>
+        <w:rPr>
+          <w:lang w:val="pt-BR"/>
+        </w:rPr>
+        <w:t xml:space="preserve">Navegador </w:t>
+      </w:r>
+      <w:proofErr w:type="spellStart"/>
+      <w:r>
+        <w:rPr>
+          <w:lang w:val="pt-BR"/>
+        </w:rPr>
+        <w:t>actualizado</w:t>
+      </w:r>
+      <w:proofErr w:type="spellEnd"/>
+      <w:r>
+        <w:rPr>
+          <w:lang w:val="pt-BR"/>
+        </w:rPr>
+        <w:t xml:space="preserve"> (Chrome/Edge/Firefox).</w:t>
       </w:r>
     </w:p>
     <w:p>
@@ -248,79 +349,182 @@
           <w:ilvl w:val="0"/>
           <w:numId w:val="3"/>
         </w:numPr>
-      </w:pPr>
-      <w:r>
+        <w:rPr>
+          <w:lang w:val="es-MX"/>
+        </w:rPr>
+      </w:pPr>
+      <w:r>
+        <w:rPr>
+          <w:lang w:val="es-MX"/>
+        </w:rPr>
         <w:t>Conectividad a la red donde expone el API.</w:t>
       </w:r>
     </w:p>
     <w:p>
       <w:pPr>
         <w:pStyle w:val="FirstParagraph"/>
-      </w:pPr>
-      <w:r>
-        <w:rPr>
-          <w:b/>
-          <w:bCs/>
+        <w:rPr>
+          <w:lang w:val="es-MX"/>
+        </w:rPr>
+      </w:pPr>
+      <w:r>
+        <w:rPr>
+          <w:b/>
+          <w:bCs/>
+          <w:lang w:val="es-MX"/>
         </w:rPr>
         <w:t>Convenciones de este manual</w:t>
       </w:r>
       <w:r>
-        <w:t xml:space="preserve"> - Todas las peticiones, salvo Login, requieren </w:t>
-      </w:r>
-      <w:r>
-        <w:rPr>
-          <w:b/>
-          <w:bCs/>
-        </w:rPr>
-        <w:t>Bearer Token</w:t>
-      </w:r>
-      <w:r>
-        <w:t xml:space="preserve"> en el header </w:t>
-      </w:r>
-      <w:r>
-        <w:rPr>
-          <w:b/>
-          <w:bCs/>
+        <w:rPr>
+          <w:lang w:val="es-MX"/>
+        </w:rPr>
+        <w:t xml:space="preserve"> - Todas las peticiones, salvo </w:t>
+      </w:r>
+      <w:proofErr w:type="spellStart"/>
+      <w:r>
+        <w:rPr>
+          <w:lang w:val="es-MX"/>
+        </w:rPr>
+        <w:t>Login</w:t>
+      </w:r>
+      <w:proofErr w:type="spellEnd"/>
+      <w:r>
+        <w:rPr>
+          <w:lang w:val="es-MX"/>
+        </w:rPr>
+        <w:t xml:space="preserve">, requieren </w:t>
+      </w:r>
+      <w:proofErr w:type="spellStart"/>
+      <w:r>
+        <w:rPr>
+          <w:b/>
+          <w:bCs/>
+          <w:lang w:val="es-MX"/>
+        </w:rPr>
+        <w:t>Bearer</w:t>
+      </w:r>
+      <w:proofErr w:type="spellEnd"/>
+      <w:r>
+        <w:rPr>
+          <w:b/>
+          <w:bCs/>
+          <w:lang w:val="es-MX"/>
+        </w:rPr>
+        <w:t xml:space="preserve"> Token</w:t>
+      </w:r>
+      <w:r>
+        <w:rPr>
+          <w:lang w:val="es-MX"/>
+        </w:rPr>
+        <w:t xml:space="preserve"> en el </w:t>
+      </w:r>
+      <w:proofErr w:type="spellStart"/>
+      <w:r>
+        <w:rPr>
+          <w:lang w:val="es-MX"/>
+        </w:rPr>
+        <w:t>header</w:t>
+      </w:r>
+      <w:proofErr w:type="spellEnd"/>
+      <w:r>
+        <w:rPr>
+          <w:lang w:val="es-MX"/>
+        </w:rPr>
+        <w:t xml:space="preserve"> </w:t>
+      </w:r>
+      <w:proofErr w:type="spellStart"/>
+      <w:r>
+        <w:rPr>
+          <w:b/>
+          <w:bCs/>
+          <w:lang w:val="es-MX"/>
         </w:rPr>
         <w:t>Authorization</w:t>
       </w:r>
-      <w:r>
+      <w:proofErr w:type="spellEnd"/>
+      <w:r>
+        <w:rPr>
+          <w:lang w:val="es-MX"/>
+        </w:rPr>
         <w:t xml:space="preserve"> (se configura en </w:t>
       </w:r>
-      <w:r>
-        <w:rPr>
-          <w:b/>
-          <w:bCs/>
+      <w:proofErr w:type="spellStart"/>
+      <w:r>
+        <w:rPr>
+          <w:b/>
+          <w:bCs/>
+          <w:lang w:val="es-MX"/>
         </w:rPr>
         <w:t>Authorize</w:t>
       </w:r>
-      <w:r>
-        <w:t xml:space="preserve"> de Swagger). - Los JSON de ejemplo son </w:t>
-      </w:r>
-      <w:r>
-        <w:rPr>
-          <w:b/>
-          <w:bCs/>
+      <w:proofErr w:type="spellEnd"/>
+      <w:r>
+        <w:rPr>
+          <w:lang w:val="es-MX"/>
+        </w:rPr>
+        <w:t xml:space="preserve"> de </w:t>
+      </w:r>
+      <w:proofErr w:type="spellStart"/>
+      <w:r>
+        <w:rPr>
+          <w:lang w:val="es-MX"/>
+        </w:rPr>
+        <w:t>Swagger</w:t>
+      </w:r>
+      <w:proofErr w:type="spellEnd"/>
+      <w:r>
+        <w:rPr>
+          <w:lang w:val="es-MX"/>
+        </w:rPr>
+        <w:t xml:space="preserve">). - Los JSON de ejemplo son </w:t>
+      </w:r>
+      <w:r>
+        <w:rPr>
+          <w:b/>
+          <w:bCs/>
+          <w:lang w:val="es-MX"/>
         </w:rPr>
         <w:t>plantillas</w:t>
       </w:r>
       <w:r>
+        <w:rPr>
+          <w:lang w:val="es-MX"/>
+        </w:rPr>
         <w:t>; los campos reales pueden variar según el esquema (</w:t>
       </w:r>
       <w:r>
         <w:rPr>
           <w:rStyle w:val="VerbatimChar"/>
+          <w:lang w:val="es-MX"/>
         </w:rPr>
         <w:t>DTO</w:t>
       </w:r>
       <w:r>
-        <w:t>) del backend.</w:t>
+        <w:rPr>
+          <w:lang w:val="es-MX"/>
+        </w:rPr>
+        <w:t xml:space="preserve">) del </w:t>
+      </w:r>
+      <w:proofErr w:type="spellStart"/>
+      <w:r>
+        <w:rPr>
+          <w:lang w:val="es-MX"/>
+        </w:rPr>
+        <w:t>backend</w:t>
+      </w:r>
+      <w:proofErr w:type="spellEnd"/>
+      <w:r>
+        <w:rPr>
+          <w:lang w:val="es-MX"/>
+        </w:rPr>
+        <w:t>.</w:t>
       </w:r>
     </w:p>
     <w:p>
       <w:r>
         <w:pict w14:anchorId="688B26E7">
-          <v:rect id="_x0000_i1522" style="width:0;height:1.5pt" o:hralign="center" o:hrstd="t" o:hr="t"/>
+          <v:rect id="_x0000_i1028" style="width:0;height:1.5pt" o:hralign="center" o:hrstd="t" o:hr="t"/>
         </w:pict>
       </w:r>
     </w:p>
@@ -373,7 +577,7 @@
         </w:numPr>
         <w:rPr>
           <w:rFonts w:asciiTheme="minorHAnsi" w:eastAsiaTheme="minorHAnsi" w:hAnsiTheme="minorHAnsi" w:cstheme="minorBidi"/>
-          <w:lang w:val="en-US" w:eastAsia="en-US"/>
+          <w:lang w:eastAsia="en-US"/>
         </w:rPr>
       </w:pPr>
       <w:bookmarkStart w:id="4" w:name="paso-0-ingreso-a-swagger"/>
@@ -381,7 +585,7 @@
       <w:r>
         <w:rPr>
           <w:rFonts w:asciiTheme="minorHAnsi" w:eastAsiaTheme="minorHAnsi" w:hAnsiTheme="minorHAnsi" w:cstheme="minorBidi"/>
-          <w:lang w:val="en-US" w:eastAsia="en-US"/>
+          <w:lang w:eastAsia="en-US"/>
         </w:rPr>
         <w:t>Obtener todos los expedientes de pruebas registrados.</w:t>
       </w:r>
@@ -395,13 +599,13 @@
         </w:numPr>
         <w:rPr>
           <w:rFonts w:asciiTheme="minorHAnsi" w:eastAsiaTheme="minorHAnsi" w:hAnsiTheme="minorHAnsi" w:cstheme="minorBidi"/>
-          <w:lang w:val="en-US" w:eastAsia="en-US"/>
+          <w:lang w:eastAsia="en-US"/>
         </w:rPr>
       </w:pPr>
       <w:r>
         <w:rPr>
           <w:rFonts w:asciiTheme="minorHAnsi" w:eastAsiaTheme="minorHAnsi" w:hAnsiTheme="minorHAnsi" w:cstheme="minorBidi"/>
-          <w:lang w:val="en-US" w:eastAsia="en-US"/>
+          <w:lang w:eastAsia="en-US"/>
         </w:rPr>
         <w:t>Seleccionar un ID de expediente para trabajar.</w:t>
       </w:r>
@@ -415,13 +619,13 @@
         </w:numPr>
         <w:rPr>
           <w:rFonts w:asciiTheme="minorHAnsi" w:eastAsiaTheme="minorHAnsi" w:hAnsiTheme="minorHAnsi" w:cstheme="minorBidi"/>
-          <w:lang w:val="en-US" w:eastAsia="en-US"/>
+          <w:lang w:eastAsia="en-US"/>
         </w:rPr>
       </w:pPr>
       <w:r>
         <w:rPr>
           <w:rFonts w:asciiTheme="minorHAnsi" w:eastAsiaTheme="minorHAnsi" w:hAnsiTheme="minorHAnsi" w:cstheme="minorBidi"/>
-          <w:lang w:val="en-US" w:eastAsia="en-US"/>
+          <w:lang w:eastAsia="en-US"/>
         </w:rPr>
         <w:t>Consultar el expediente específico por ID.</w:t>
       </w:r>
@@ -435,13 +639,13 @@
         </w:numPr>
         <w:rPr>
           <w:rFonts w:asciiTheme="minorHAnsi" w:eastAsiaTheme="minorHAnsi" w:hAnsiTheme="minorHAnsi" w:cstheme="minorBidi"/>
-          <w:lang w:val="en-US" w:eastAsia="en-US"/>
+          <w:lang w:eastAsia="en-US"/>
         </w:rPr>
       </w:pPr>
       <w:r>
         <w:rPr>
           <w:rFonts w:asciiTheme="minorHAnsi" w:eastAsiaTheme="minorHAnsi" w:hAnsiTheme="minorHAnsi" w:cstheme="minorBidi"/>
-          <w:lang w:val="en-US" w:eastAsia="en-US"/>
+          <w:lang w:eastAsia="en-US"/>
         </w:rPr>
         <w:t>Agregar una o varias muestras al expediente.</w:t>
       </w:r>
@@ -455,13 +659,13 @@
         </w:numPr>
         <w:rPr>
           <w:rFonts w:asciiTheme="minorHAnsi" w:eastAsiaTheme="minorHAnsi" w:hAnsiTheme="minorHAnsi" w:cstheme="minorBidi"/>
-          <w:lang w:val="en-US" w:eastAsia="en-US"/>
+          <w:lang w:eastAsia="en-US"/>
         </w:rPr>
       </w:pPr>
       <w:r>
         <w:rPr>
           <w:rFonts w:asciiTheme="minorHAnsi" w:eastAsiaTheme="minorHAnsi" w:hAnsiTheme="minorHAnsi" w:cstheme="minorBidi"/>
-          <w:lang w:val="en-US" w:eastAsia="en-US"/>
+          <w:lang w:eastAsia="en-US"/>
         </w:rPr>
         <w:t xml:space="preserve">Intentar agregar una </w:t>
       </w:r>
@@ -470,14 +674,14 @@
           <w:rFonts w:asciiTheme="minorHAnsi" w:eastAsiaTheme="minorHAnsi" w:hAnsiTheme="minorHAnsi" w:cstheme="minorBidi"/>
           <w:b/>
           <w:bCs/>
-          <w:lang w:val="en-US" w:eastAsia="en-US"/>
+          <w:lang w:eastAsia="en-US"/>
         </w:rPr>
         <w:t>muestra duplicada</w:t>
       </w:r>
       <w:r>
         <w:rPr>
           <w:rFonts w:asciiTheme="minorHAnsi" w:eastAsiaTheme="minorHAnsi" w:hAnsiTheme="minorHAnsi" w:cstheme="minorBidi"/>
-          <w:lang w:val="en-US" w:eastAsia="en-US"/>
+          <w:lang w:eastAsia="en-US"/>
         </w:rPr>
         <w:t xml:space="preserve"> y observar que la API devuelve un error.</w:t>
       </w:r>
@@ -491,13 +695,13 @@
         </w:numPr>
         <w:rPr>
           <w:rFonts w:asciiTheme="minorHAnsi" w:eastAsiaTheme="minorHAnsi" w:hAnsiTheme="minorHAnsi" w:cstheme="minorBidi"/>
-          <w:lang w:val="en-US" w:eastAsia="en-US"/>
+          <w:lang w:eastAsia="en-US"/>
         </w:rPr>
       </w:pPr>
       <w:r>
         <w:rPr>
           <w:rFonts w:asciiTheme="minorHAnsi" w:eastAsiaTheme="minorHAnsi" w:hAnsiTheme="minorHAnsi" w:cstheme="minorBidi"/>
-          <w:lang w:val="en-US" w:eastAsia="en-US"/>
+          <w:lang w:eastAsia="en-US"/>
         </w:rPr>
         <w:t>Validar que las muestras originales se añadieron correctamente.</w:t>
       </w:r>
@@ -511,13 +715,13 @@
         </w:numPr>
         <w:rPr>
           <w:rFonts w:asciiTheme="minorHAnsi" w:eastAsiaTheme="minorHAnsi" w:hAnsiTheme="minorHAnsi" w:cstheme="minorBidi"/>
-          <w:lang w:val="en-US" w:eastAsia="en-US"/>
+          <w:lang w:eastAsia="en-US"/>
         </w:rPr>
       </w:pPr>
       <w:r>
         <w:rPr>
           <w:rFonts w:asciiTheme="minorHAnsi" w:eastAsiaTheme="minorHAnsi" w:hAnsiTheme="minorHAnsi" w:cstheme="minorBidi"/>
-          <w:lang w:val="en-US" w:eastAsia="en-US"/>
+          <w:lang w:eastAsia="en-US"/>
         </w:rPr>
         <w:t>Eliminar una muestra específica del expediente.</w:t>
       </w:r>
@@ -531,13 +735,13 @@
         </w:numPr>
         <w:rPr>
           <w:rFonts w:asciiTheme="minorHAnsi" w:eastAsiaTheme="minorHAnsi" w:hAnsiTheme="minorHAnsi" w:cstheme="minorBidi"/>
-          <w:lang w:val="en-US" w:eastAsia="en-US"/>
+          <w:lang w:eastAsia="en-US"/>
         </w:rPr>
       </w:pPr>
       <w:r>
         <w:rPr>
           <w:rFonts w:asciiTheme="minorHAnsi" w:eastAsiaTheme="minorHAnsi" w:hAnsiTheme="minorHAnsi" w:cstheme="minorBidi"/>
-          <w:lang w:val="en-US" w:eastAsia="en-US"/>
+          <w:lang w:eastAsia="en-US"/>
         </w:rPr>
         <w:t>Validar que la muestra fue eliminada correctamente.</w:t>
       </w:r>
@@ -577,8 +781,19 @@
           <w:sz w:val="28"/>
           <w:szCs w:val="28"/>
         </w:rPr>
-        <w:t xml:space="preserve"> Paso 0 – Ingreso a Swagger</w:t>
-      </w:r>
+        <w:t xml:space="preserve"> Paso 0 – Ingreso a </w:t>
+      </w:r>
+      <w:proofErr w:type="spellStart"/>
+      <w:r>
+        <w:rPr>
+          <w:b/>
+          <w:bCs/>
+          <w:sz w:val="28"/>
+          <w:szCs w:val="28"/>
+        </w:rPr>
+        <w:t>Swagger</w:t>
+      </w:r>
+      <w:proofErr w:type="spellEnd"/>
     </w:p>
     <w:p>
       <w:pPr>
@@ -587,9 +802,29 @@
           <w:ilvl w:val="0"/>
           <w:numId w:val="5"/>
         </w:numPr>
-      </w:pPr>
-      <w:r>
-        <w:t>Abre la URL de Swagger.</w:t>
+        <w:rPr>
+          <w:lang w:val="es-MX"/>
+        </w:rPr>
+      </w:pPr>
+      <w:r>
+        <w:rPr>
+          <w:lang w:val="es-MX"/>
+        </w:rPr>
+        <w:t xml:space="preserve">Abre la URL de </w:t>
+      </w:r>
+      <w:proofErr w:type="spellStart"/>
+      <w:r>
+        <w:rPr>
+          <w:lang w:val="es-MX"/>
+        </w:rPr>
+        <w:t>Swagger</w:t>
+      </w:r>
+      <w:proofErr w:type="spellEnd"/>
+      <w:r>
+        <w:rPr>
+          <w:lang w:val="es-MX"/>
+        </w:rPr>
+        <w:t>.</w:t>
       </w:r>
     </w:p>
     <w:p>
@@ -599,9 +834,29 @@
           <w:ilvl w:val="0"/>
           <w:numId w:val="5"/>
         </w:numPr>
-      </w:pPr>
-      <w:r>
-        <w:t>Identifica el buscador de endpoints y los grupos (tags) del costado.</w:t>
+        <w:rPr>
+          <w:lang w:val="es-MX"/>
+        </w:rPr>
+      </w:pPr>
+      <w:r>
+        <w:rPr>
+          <w:lang w:val="es-MX"/>
+        </w:rPr>
+        <w:t xml:space="preserve">Identifica el buscador de </w:t>
+      </w:r>
+      <w:proofErr w:type="spellStart"/>
+      <w:r>
+        <w:rPr>
+          <w:lang w:val="es-MX"/>
+        </w:rPr>
+        <w:t>endpoints</w:t>
+      </w:r>
+      <w:proofErr w:type="spellEnd"/>
+      <w:r>
+        <w:rPr>
+          <w:lang w:val="es-MX"/>
+        </w:rPr>
+        <w:t xml:space="preserve"> y los grupos (tags) del costado.</w:t>
       </w:r>
     </w:p>
     <w:p>
@@ -611,48 +866,102 @@
           <w:ilvl w:val="0"/>
           <w:numId w:val="5"/>
         </w:numPr>
-      </w:pPr>
-      <w:r>
+        <w:rPr>
+          <w:lang w:val="es-MX"/>
+        </w:rPr>
+      </w:pPr>
+      <w:r>
+        <w:rPr>
+          <w:lang w:val="es-MX"/>
+        </w:rPr>
         <w:t xml:space="preserve">Verás botones: </w:t>
       </w:r>
       <w:r>
         <w:rPr>
           <w:b/>
           <w:bCs/>
-        </w:rPr>
-        <w:t>Try it out</w:t>
-      </w:r>
-      <w:r>
+          <w:lang w:val="es-MX"/>
+        </w:rPr>
+        <w:t xml:space="preserve">Try </w:t>
+      </w:r>
+      <w:proofErr w:type="spellStart"/>
+      <w:r>
+        <w:rPr>
+          <w:b/>
+          <w:bCs/>
+          <w:lang w:val="es-MX"/>
+        </w:rPr>
+        <w:t>it</w:t>
+      </w:r>
+      <w:proofErr w:type="spellEnd"/>
+      <w:r>
+        <w:rPr>
+          <w:b/>
+          <w:bCs/>
+          <w:lang w:val="es-MX"/>
+        </w:rPr>
+        <w:t xml:space="preserve"> </w:t>
+      </w:r>
+      <w:proofErr w:type="spellStart"/>
+      <w:r>
+        <w:rPr>
+          <w:b/>
+          <w:bCs/>
+          <w:lang w:val="es-MX"/>
+        </w:rPr>
+        <w:t>out</w:t>
+      </w:r>
+      <w:proofErr w:type="spellEnd"/>
+      <w:r>
+        <w:rPr>
+          <w:lang w:val="es-MX"/>
+        </w:rPr>
         <w:t xml:space="preserve">, </w:t>
       </w:r>
-      <w:r>
-        <w:rPr>
-          <w:b/>
-          <w:bCs/>
+      <w:proofErr w:type="spellStart"/>
+      <w:r>
+        <w:rPr>
+          <w:b/>
+          <w:bCs/>
+          <w:lang w:val="es-MX"/>
         </w:rPr>
         <w:t>Execute</w:t>
       </w:r>
-      <w:r>
+      <w:proofErr w:type="spellEnd"/>
+      <w:r>
+        <w:rPr>
+          <w:lang w:val="es-MX"/>
+        </w:rPr>
         <w:t xml:space="preserve">, </w:t>
       </w:r>
       <w:r>
         <w:rPr>
           <w:b/>
           <w:bCs/>
+          <w:lang w:val="es-MX"/>
         </w:rPr>
         <w:t>Clear</w:t>
       </w:r>
       <w:r>
+        <w:rPr>
+          <w:lang w:val="es-MX"/>
+        </w:rPr>
         <w:t xml:space="preserve">, y el botón </w:t>
       </w:r>
-      <w:r>
-        <w:rPr>
-          <w:b/>
-          <w:bCs/>
+      <w:proofErr w:type="spellStart"/>
+      <w:r>
+        <w:rPr>
+          <w:b/>
+          <w:bCs/>
+          <w:lang w:val="es-MX"/>
         </w:rPr>
         <w:t>Authorize</w:t>
       </w:r>
-      <w:r>
+      <w:proofErr w:type="spellEnd"/>
+      <w:r>
+        <w:rPr>
+          <w:lang w:val="es-MX"/>
+        </w:rPr>
         <w:t xml:space="preserve"> (candado/llave) en la parte superior.</w:t>
       </w:r>
     </w:p>
@@ -700,23 +1009,50 @@
     <w:p>
       <w:pPr>
         <w:pStyle w:val="FirstParagraph"/>
-      </w:pPr>
-      <w:r>
-        <w:rPr>
-          <w:b/>
-          <w:bCs/>
-        </w:rPr>
-        <w:t>Endpoint:</w:t>
-      </w:r>
-      <w:r>
+        <w:rPr>
+          <w:lang w:val="es-MX"/>
+        </w:rPr>
+      </w:pPr>
+      <w:proofErr w:type="spellStart"/>
+      <w:r>
+        <w:rPr>
+          <w:b/>
+          <w:bCs/>
+          <w:lang w:val="es-MX"/>
+        </w:rPr>
+        <w:t>Endpoint</w:t>
+      </w:r>
+      <w:proofErr w:type="spellEnd"/>
+      <w:r>
+        <w:rPr>
+          <w:b/>
+          <w:bCs/>
+          <w:lang w:val="es-MX"/>
+        </w:rPr>
+        <w:t>:</w:t>
+      </w:r>
+      <w:r>
+        <w:rPr>
+          <w:lang w:val="es-MX"/>
+        </w:rPr>
         <w:t xml:space="preserve"> </w:t>
       </w:r>
       <w:r>
         <w:rPr>
           <w:rStyle w:val="VerbatimChar"/>
-        </w:rPr>
-        <w:t>POST /F0_Acceso/Login</w:t>
-      </w:r>
+          <w:lang w:val="es-MX"/>
+        </w:rPr>
+        <w:t>POST /F0_Acceso/</w:t>
+      </w:r>
+      <w:proofErr w:type="spellStart"/>
+      <w:r>
+        <w:rPr>
+          <w:rStyle w:val="VerbatimChar"/>
+          <w:lang w:val="es-MX"/>
+        </w:rPr>
+        <w:t>Login</w:t>
+      </w:r>
+      <w:proofErr w:type="spellEnd"/>
     </w:p>
     <w:p>
       <w:pPr>
@@ -725,18 +1061,56 @@
           <w:numId w:val="6"/>
         </w:numPr>
         <w:spacing w:after="200"/>
-      </w:pPr>
-      <w:r>
-        <w:t xml:space="preserve">Abre el endpoint y pulsa </w:t>
-      </w:r>
-      <w:r>
-        <w:rPr>
-          <w:b/>
-          <w:bCs/>
+        <w:rPr>
+          <w:lang w:val="en-US"/>
+        </w:rPr>
+      </w:pPr>
+      <w:r>
+        <w:rPr>
+          <w:lang w:val="en-US"/>
+        </w:rPr>
+        <w:t xml:space="preserve">Abre </w:t>
+      </w:r>
+      <w:proofErr w:type="spellStart"/>
+      <w:r>
+        <w:rPr>
+          <w:lang w:val="en-US"/>
+        </w:rPr>
+        <w:t>el</w:t>
+      </w:r>
+      <w:proofErr w:type="spellEnd"/>
+      <w:r>
+        <w:rPr>
+          <w:lang w:val="en-US"/>
+        </w:rPr>
+        <w:t xml:space="preserve"> endpoint y </w:t>
+      </w:r>
+      <w:proofErr w:type="spellStart"/>
+      <w:r>
+        <w:rPr>
+          <w:lang w:val="en-US"/>
+        </w:rPr>
+        <w:t>pulsa</w:t>
+      </w:r>
+      <w:proofErr w:type="spellEnd"/>
+      <w:r>
+        <w:rPr>
+          <w:lang w:val="en-US"/>
+        </w:rPr>
+        <w:t xml:space="preserve"> </w:t>
+      </w:r>
+      <w:r>
+        <w:rPr>
+          <w:b/>
+          <w:bCs/>
+          <w:lang w:val="en-US"/>
         </w:rPr>
         <w:t>Try it out</w:t>
       </w:r>
       <w:r>
+        <w:rPr>
+          <w:lang w:val="en-US"/>
+        </w:rPr>
         <w:t>.</w:t>
       </w:r>
     </w:p>
@@ -779,7 +1153,21 @@
         <w:rPr>
           <w:rStyle w:val="DataTypeTok"/>
         </w:rPr>
-        <w:t>"usuario"</w:t>
+        <w:t>"</w:t>
+      </w:r>
+      <w:proofErr w:type="spellStart"/>
+      <w:r>
+        <w:rPr>
+          <w:rStyle w:val="DataTypeTok"/>
+        </w:rPr>
+        <w:t>username</w:t>
+      </w:r>
+      <w:proofErr w:type="spellEnd"/>
+      <w:r>
+        <w:rPr>
+          <w:rStyle w:val="DataTypeTok"/>
+        </w:rPr>
+        <w:t>"</w:t>
       </w:r>
       <w:r>
         <w:rPr>
@@ -797,7 +1185,21 @@
         <w:rPr>
           <w:rStyle w:val="StringTok"/>
         </w:rPr>
-        <w:t>"demoUser"</w:t>
+        <w:t>"</w:t>
+      </w:r>
+      <w:proofErr w:type="spellStart"/>
+      <w:r>
+        <w:rPr>
+          <w:rStyle w:val="StringTok"/>
+        </w:rPr>
+        <w:t>string</w:t>
+      </w:r>
+      <w:proofErr w:type="spellEnd"/>
+      <w:r>
+        <w:rPr>
+          <w:rStyle w:val="StringTok"/>
+        </w:rPr>
+        <w:t>"</w:t>
       </w:r>
       <w:r>
         <w:rPr>
@@ -818,7 +1220,21 @@
         <w:rPr>
           <w:rStyle w:val="DataTypeTok"/>
         </w:rPr>
-        <w:t>"password"</w:t>
+        <w:t>"</w:t>
+      </w:r>
+      <w:proofErr w:type="spellStart"/>
+      <w:r>
+        <w:rPr>
+          <w:rStyle w:val="DataTypeTok"/>
+        </w:rPr>
+        <w:t>password</w:t>
+      </w:r>
+      <w:proofErr w:type="spellEnd"/>
+      <w:r>
+        <w:rPr>
+          <w:rStyle w:val="DataTypeTok"/>
+        </w:rPr>
+        <w:t>"</w:t>
       </w:r>
       <w:r>
         <w:rPr>
@@ -836,7 +1252,21 @@
         <w:rPr>
           <w:rStyle w:val="StringTok"/>
         </w:rPr>
-        <w:t>"demoPass"</w:t>
+        <w:t>"</w:t>
+      </w:r>
+      <w:proofErr w:type="spellStart"/>
+      <w:r>
+        <w:rPr>
+          <w:rStyle w:val="StringTok"/>
+        </w:rPr>
+        <w:t>string</w:t>
+      </w:r>
+      <w:proofErr w:type="spellEnd"/>
+      <w:r>
+        <w:rPr>
+          <w:rStyle w:val="StringTok"/>
+        </w:rPr>
+        <w:t>"</w:t>
       </w:r>
       <w:r>
         <w:br/>
@@ -859,6 +1289,7 @@
       <w:r>
         <w:t xml:space="preserve">Presiona </w:t>
       </w:r>
+      <w:proofErr w:type="spellStart"/>
       <w:r>
         <w:rPr>
           <w:b/>
@@ -866,6 +1297,7 @@
         </w:rPr>
         <w:t>Execute</w:t>
       </w:r>
+      <w:proofErr w:type="spellEnd"/>
       <w:r>
         <w:t>.</w:t>
       </w:r>
@@ -896,91 +1328,194 @@
           <w:ilvl w:val="0"/>
           <w:numId w:val="2"/>
         </w:numPr>
+        <w:rPr>
+          <w:lang w:val="fr-FR"/>
+        </w:rPr>
       </w:pPr>
       <w:r>
         <w:rPr>
           <w:rStyle w:val="FunctionTok"/>
+          <w:lang w:val="fr-FR"/>
         </w:rPr>
         <w:t>{</w:t>
       </w:r>
       <w:r>
+        <w:rPr>
+          <w:lang w:val="fr-FR"/>
+        </w:rPr>
         <w:br/>
       </w:r>
       <w:r>
         <w:rPr>
           <w:rStyle w:val="NormalTok"/>
+          <w:lang w:val="fr-FR"/>
         </w:rPr>
         <w:t xml:space="preserve">  </w:t>
       </w:r>
       <w:r>
         <w:rPr>
           <w:rStyle w:val="DataTypeTok"/>
-        </w:rPr>
-        <w:t>"token"</w:t>
+          <w:lang w:val="fr-FR"/>
+        </w:rPr>
+        <w:t>"</w:t>
+      </w:r>
+      <w:proofErr w:type="spellStart"/>
+      <w:r>
+        <w:rPr>
+          <w:rStyle w:val="DataTypeTok"/>
+          <w:lang w:val="fr-FR"/>
+        </w:rPr>
+        <w:t>token</w:t>
+      </w:r>
+      <w:proofErr w:type="spellEnd"/>
+      <w:r>
+        <w:rPr>
+          <w:rStyle w:val="DataTypeTok"/>
+          <w:lang w:val="fr-FR"/>
+        </w:rPr>
+        <w:t>"</w:t>
+      </w:r>
+      <w:r>
+        <w:rPr>
+          <w:rStyle w:val="DataTypeTok"/>
+          <w:lang w:val="fr-FR"/>
+        </w:rPr>
+        <w:t xml:space="preserve"> </w:t>
       </w:r>
       <w:r>
         <w:rPr>
           <w:rStyle w:val="FunctionTok"/>
+          <w:lang w:val="fr-FR"/>
         </w:rPr>
         <w:t>:</w:t>
       </w:r>
       <w:r>
         <w:rPr>
+          <w:rStyle w:val="FunctionTok"/>
+          <w:lang w:val="fr-FR"/>
+        </w:rPr>
+        <w:t xml:space="preserve"> </w:t>
+      </w:r>
+      <w:r>
+        <w:rPr>
+          <w:rStyle w:val="StringTok"/>
+          <w:lang w:val="fr-FR"/>
+        </w:rPr>
+        <w:t>"</w:t>
+      </w:r>
+      <w:proofErr w:type="spellStart"/>
+      <w:r>
+        <w:rPr>
+          <w:rStyle w:val="StringTok"/>
+          <w:lang w:val="fr-FR"/>
+        </w:rPr>
+        <w:t>eyJhbGciOi</w:t>
+      </w:r>
+      <w:proofErr w:type="spellEnd"/>
+      <w:r>
+        <w:rPr>
+          <w:rStyle w:val="StringTok"/>
+          <w:lang w:val="fr-FR"/>
+        </w:rPr>
+        <w:t>..."</w:t>
+      </w:r>
+      <w:r>
+        <w:rPr>
+          <w:rStyle w:val="FunctionTok"/>
+          <w:lang w:val="fr-FR"/>
+        </w:rPr>
+        <w:t>,</w:t>
+      </w:r>
+      <w:r>
+        <w:rPr>
+          <w:lang w:val="fr-FR"/>
+        </w:rPr>
+        <w:br/>
+      </w:r>
+      <w:r>
+        <w:rPr>
           <w:rStyle w:val="NormalTok"/>
+          <w:lang w:val="fr-FR"/>
+        </w:rPr>
+        <w:t xml:space="preserve">  </w:t>
+      </w:r>
+      <w:r>
+        <w:rPr>
+          <w:rStyle w:val="DataTypeTok"/>
+          <w:lang w:val="fr-FR"/>
+        </w:rPr>
+        <w:t>"</w:t>
+      </w:r>
+      <w:proofErr w:type="spellStart"/>
+      <w:r>
+        <w:rPr>
+          <w:rStyle w:val="DataTypeTok"/>
+          <w:lang w:val="fr-FR"/>
+        </w:rPr>
+        <w:t>LastUsage</w:t>
+      </w:r>
+      <w:proofErr w:type="spellEnd"/>
+      <w:r>
+        <w:rPr>
+          <w:rStyle w:val="DataTypeTok"/>
+          <w:lang w:val="fr-FR"/>
+        </w:rPr>
+        <w:t>"</w:t>
+      </w:r>
+      <w:r>
+        <w:rPr>
+          <w:rStyle w:val="DataTypeTok"/>
+          <w:lang w:val="fr-FR"/>
         </w:rPr>
         <w:t xml:space="preserve"> </w:t>
       </w:r>
       <w:r>
         <w:rPr>
+          <w:rStyle w:val="FunctionTok"/>
+          <w:lang w:val="fr-FR"/>
+        </w:rPr>
+        <w:t>:</w:t>
+      </w:r>
+      <w:r>
+        <w:rPr>
+          <w:rStyle w:val="NormalTok"/>
+          <w:lang w:val="fr-FR"/>
+        </w:rPr>
+        <w:t xml:space="preserve"> </w:t>
+      </w:r>
+      <w:r>
+        <w:rPr>
           <w:rStyle w:val="StringTok"/>
-        </w:rPr>
-        <w:t>"eyJhbGciOi..."</w:t>
+          <w:lang w:val="fr-FR"/>
+        </w:rPr>
+        <w:t>"2025-12-31T</w:t>
+      </w:r>
+      <w:proofErr w:type="gramStart"/>
+      <w:r>
+        <w:rPr>
+          <w:rStyle w:val="StringTok"/>
+          <w:lang w:val="fr-FR"/>
+        </w:rPr>
+        <w:t>23:59:</w:t>
+      </w:r>
+      <w:proofErr w:type="gramEnd"/>
+      <w:r>
+        <w:rPr>
+          <w:rStyle w:val="StringTok"/>
+          <w:lang w:val="fr-FR"/>
+        </w:rPr>
+        <w:t>59Z"</w:t>
+      </w:r>
+      <w:r>
+        <w:rPr>
+          <w:lang w:val="fr-FR"/>
+        </w:rPr>
+        <w:br/>
       </w:r>
       <w:r>
         <w:rPr>
           <w:rStyle w:val="FunctionTok"/>
-        </w:rPr>
-        <w:t>,</w:t>
-      </w:r>
-      <w:r>
-        <w:br/>
-      </w:r>
-      <w:r>
-        <w:rPr>
-          <w:rStyle w:val="NormalTok"/>
-        </w:rPr>
-        <w:t xml:space="preserve">  </w:t>
-      </w:r>
-      <w:r>
-        <w:rPr>
-          <w:rStyle w:val="DataTypeTok"/>
-        </w:rPr>
-        <w:t>"expiraEn"</w:t>
-      </w:r>
-      <w:r>
-        <w:rPr>
-          <w:rStyle w:val="FunctionTok"/>
-        </w:rPr>
-        <w:t>:</w:t>
-      </w:r>
-      <w:r>
-        <w:rPr>
-          <w:rStyle w:val="NormalTok"/>
-        </w:rPr>
-        <w:t xml:space="preserve"> </w:t>
-      </w:r>
-      <w:r>
-        <w:rPr>
-          <w:rStyle w:val="StringTok"/>
-        </w:rPr>
-        <w:t>"2025-12-31T23:59:59Z"</w:t>
-      </w:r>
-      <w:r>
-        <w:br/>
-      </w:r>
-      <w:r>
-        <w:rPr>
-          <w:rStyle w:val="FunctionTok"/>
+          <w:lang w:val="fr-FR"/>
         </w:rPr>
         <w:t>}</w:t>
       </w:r>
@@ -1018,6 +1553,7 @@
       <w:r>
         <w:t xml:space="preserve">Pulsa </w:t>
       </w:r>
+      <w:proofErr w:type="spellStart"/>
       <w:r>
         <w:rPr>
           <w:b/>
@@ -1025,9 +1561,17 @@
         </w:rPr>
         <w:t>Authorize</w:t>
       </w:r>
-      <w:r>
-        <w:t xml:space="preserve"> (parte superior), selecciona el esquema (por ejemplo </w:t>
-      </w:r>
+      <w:proofErr w:type="spellEnd"/>
+      <w:r>
+        <w:t xml:space="preserve"> (parte superior), selecciona el esquema (por </w:t>
+      </w:r>
+      <w:r>
+        <w:t>ejemplo,</w:t>
+      </w:r>
+      <w:r>
+        <w:t xml:space="preserve"> </w:t>
+      </w:r>
+      <w:proofErr w:type="spellStart"/>
       <w:r>
         <w:rPr>
           <w:b/>
@@ -1035,18 +1579,28 @@
         </w:rPr>
         <w:t>BearerAuth</w:t>
       </w:r>
+      <w:proofErr w:type="spellEnd"/>
       <w:r>
         <w:t xml:space="preserve">), y pega </w:t>
       </w:r>
+      <w:proofErr w:type="spellStart"/>
       <w:r>
         <w:rPr>
           <w:rStyle w:val="VerbatimChar"/>
         </w:rPr>
-        <w:t>Bearer {token}</w:t>
+        <w:t>Bearer</w:t>
+      </w:r>
+      <w:proofErr w:type="spellEnd"/>
+      <w:r>
+        <w:rPr>
+          <w:rStyle w:val="VerbatimChar"/>
+        </w:rPr>
+        <w:t xml:space="preserve"> {token}</w:t>
       </w:r>
       <w:r>
         <w:t xml:space="preserve"> (incluyendo la palabra </w:t>
       </w:r>
+      <w:proofErr w:type="spellStart"/>
       <w:r>
         <w:rPr>
           <w:i/>
@@ -1054,6 +1608,7 @@
         </w:rPr>
         <w:t>Bearer</w:t>
       </w:r>
+      <w:proofErr w:type="spellEnd"/>
       <w:r>
         <w:t xml:space="preserve"> y un espacio). Guarda.</w:t>
       </w:r>
@@ -1061,40 +1616,103 @@
     <w:p>
       <w:pPr>
         <w:pStyle w:val="FirstParagraph"/>
-      </w:pPr>
-      <w:r>
-        <w:rPr>
-          <w:b/>
-          <w:bCs/>
+        <w:rPr>
+          <w:lang w:val="es-MX"/>
+        </w:rPr>
+      </w:pPr>
+      <w:r>
+        <w:rPr>
+          <w:b/>
+          <w:bCs/>
+          <w:lang w:val="es-MX"/>
         </w:rPr>
         <w:t>Errores comunes</w:t>
       </w:r>
       <w:r>
+        <w:rPr>
+          <w:lang w:val="es-MX"/>
+        </w:rPr>
         <w:t xml:space="preserve"> - </w:t>
       </w:r>
       <w:r>
         <w:rPr>
           <w:rStyle w:val="VerbatimChar"/>
-        </w:rPr>
-        <w:t>401 Unauthorized</w:t>
-      </w:r>
-      <w:r>
-        <w:t xml:space="preserve">: credenciales inválidas o token vencido (repite el login). - </w:t>
-      </w:r>
+          <w:lang w:val="es-MX"/>
+        </w:rPr>
+        <w:t xml:space="preserve">401 </w:t>
+      </w:r>
+      <w:proofErr w:type="spellStart"/>
       <w:r>
         <w:rPr>
           <w:rStyle w:val="VerbatimChar"/>
-        </w:rPr>
-        <w:t>400 Bad Request</w:t>
-      </w:r>
-      <w:r>
+          <w:lang w:val="es-MX"/>
+        </w:rPr>
+        <w:t>Unauthorized</w:t>
+      </w:r>
+      <w:proofErr w:type="spellEnd"/>
+      <w:r>
+        <w:rPr>
+          <w:lang w:val="es-MX"/>
+        </w:rPr>
+        <w:t xml:space="preserve">: credenciales inválidas o token vencido (repite el </w:t>
+      </w:r>
+      <w:proofErr w:type="spellStart"/>
+      <w:r>
+        <w:rPr>
+          <w:lang w:val="es-MX"/>
+        </w:rPr>
+        <w:t>login</w:t>
+      </w:r>
+      <w:proofErr w:type="spellEnd"/>
+      <w:r>
+        <w:rPr>
+          <w:lang w:val="es-MX"/>
+        </w:rPr>
+        <w:t xml:space="preserve">). - </w:t>
+      </w:r>
+      <w:r>
+        <w:rPr>
+          <w:rStyle w:val="VerbatimChar"/>
+          <w:lang w:val="es-MX"/>
+        </w:rPr>
+        <w:t xml:space="preserve">400 </w:t>
+      </w:r>
+      <w:proofErr w:type="spellStart"/>
+      <w:r>
+        <w:rPr>
+          <w:rStyle w:val="VerbatimChar"/>
+          <w:lang w:val="es-MX"/>
+        </w:rPr>
+        <w:t>Bad</w:t>
+      </w:r>
+      <w:proofErr w:type="spellEnd"/>
+      <w:r>
+        <w:rPr>
+          <w:rStyle w:val="VerbatimChar"/>
+          <w:lang w:val="es-MX"/>
+        </w:rPr>
+        <w:t xml:space="preserve"> </w:t>
+      </w:r>
+      <w:proofErr w:type="spellStart"/>
+      <w:r>
+        <w:rPr>
+          <w:rStyle w:val="VerbatimChar"/>
+          <w:lang w:val="es-MX"/>
+        </w:rPr>
+        <w:t>Request</w:t>
+      </w:r>
+      <w:proofErr w:type="spellEnd"/>
+      <w:r>
+        <w:rPr>
+          <w:lang w:val="es-MX"/>
+        </w:rPr>
         <w:t>: cuerpo JSON mal formado.</w:t>
       </w:r>
     </w:p>
     <w:p>
       <w:r>
         <w:pict w14:anchorId="04D3931D">
-          <v:rect id="_x0000_i1523" style="width:0;height:1.5pt" o:hralign="center" o:bullet="t" o:hrstd="t" o:hr="t"/>
+          <v:rect id="_x0000_i1029" style="width:0;height:1.5pt" o:hralign="center" o:bullet="t" o:hrstd="t" o:hr="t"/>
         </w:pict>
       </w:r>
     </w:p>
@@ -1137,6 +1755,7 @@
         </w:rPr>
         <w:t xml:space="preserve"> Paso 2 – </w:t>
       </w:r>
+      <w:proofErr w:type="spellStart"/>
       <w:r>
         <w:rPr>
           <w:b/>
@@ -1146,6 +1765,7 @@
         </w:rPr>
         <w:t>EndPoints</w:t>
       </w:r>
+      <w:proofErr w:type="spellEnd"/>
     </w:p>
     <w:p>
       <w:pPr>
@@ -1153,14 +1773,26 @@
         <w:rPr>
           <w:b/>
           <w:bCs/>
-        </w:rPr>
-      </w:pPr>
-      <w:r>
-        <w:rPr>
-          <w:b/>
-          <w:bCs/>
-        </w:rPr>
-        <w:t>Endpoints:</w:t>
+          <w:lang w:val="es-MX"/>
+        </w:rPr>
+      </w:pPr>
+      <w:proofErr w:type="spellStart"/>
+      <w:r>
+        <w:rPr>
+          <w:b/>
+          <w:bCs/>
+          <w:lang w:val="es-MX"/>
+        </w:rPr>
+        <w:t>Endpoints</w:t>
+      </w:r>
+      <w:proofErr w:type="spellEnd"/>
+      <w:r>
+        <w:rPr>
+          <w:b/>
+          <w:bCs/>
+          <w:lang w:val="es-MX"/>
+        </w:rPr>
+        <w:t>:</w:t>
       </w:r>
     </w:p>
     <w:p>
@@ -1171,7 +1803,15 @@
         <w:t xml:space="preserve">GET - </w:t>
       </w:r>
       <w:r>
-        <w:t>F2_PreparacionFabricacion/ExpedientePruebas/</w:t>
+        <w:t>F2_PreparacionFabricacion/</w:t>
+      </w:r>
+      <w:proofErr w:type="spellStart"/>
+      <w:r>
+        <w:t>ExpedientePruebas</w:t>
+      </w:r>
+      <w:proofErr w:type="spellEnd"/>
+      <w:r>
+        <w:t>/</w:t>
       </w:r>
     </w:p>
     <w:p>
@@ -1182,7 +1822,15 @@
         <w:t xml:space="preserve">GET - </w:t>
       </w:r>
       <w:r>
-        <w:t>F2_PreparacionFabricacion/ExpedientePruebas/{id}</w:t>
+        <w:t>F2_PreparacionFabricacion/</w:t>
+      </w:r>
+      <w:proofErr w:type="spellStart"/>
+      <w:r>
+        <w:t>ExpedientePruebas</w:t>
+      </w:r>
+      <w:proofErr w:type="spellEnd"/>
+      <w:r>
+        <w:t>/{id}</w:t>
       </w:r>
     </w:p>
     <w:p>
@@ -1193,15 +1841,20 @@
         <w:t xml:space="preserve">PUT - </w:t>
       </w:r>
       <w:r>
-        <w:t>F2_PreparacionFabricacion/AgregaMuestraExpediente/{Expediente}</w:t>
+        <w:t>F2_PreparacionFabricacion/</w:t>
+      </w:r>
+      <w:proofErr w:type="spellStart"/>
+      <w:r>
+        <w:t>AgregaMuestraExpediente</w:t>
+      </w:r>
+      <w:proofErr w:type="spellEnd"/>
+      <w:r>
+        <w:t>/{Expediente}</w:t>
       </w:r>
     </w:p>
     <w:p>
       <w:pPr>
         <w:pStyle w:val="Textoindependiente"/>
-        <w:rPr>
-          <w:lang w:val="en-US"/>
-        </w:rPr>
       </w:pPr>
       <w:r>
         <w:t xml:space="preserve">PUT - </w:t>
@@ -1214,7 +1867,7 @@
       <w:bookmarkStart w:id="7" w:name="actualizar-put"/>
       <w:r>
         <w:pict w14:anchorId="43BF7E53">
-          <v:rect id="_x0000_i1524" style="width:0;height:1.5pt" o:hralign="center" o:hrstd="t" o:hr="t"/>
+          <v:rect id="_x0000_i1030" style="width:0;height:1.5pt" o:hralign="center" o:hrstd="t" o:hr="t"/>
         </w:pict>
       </w:r>
     </w:p>
@@ -1232,6 +1885,7 @@
       <w:bookmarkEnd w:id="6"/>
       <w:bookmarkEnd w:id="7"/>
     </w:p>
+    <w:p/>
     <w:p>
       <w:pPr>
         <w:pStyle w:val="Ttulo2"/>
@@ -1254,6 +1908,7 @@
           <w:sz w:val="28"/>
           <w:szCs w:val="28"/>
         </w:rPr>
+        <w:lastRenderedPageBreak/>
         <w:t>Paso 3 – Pr</w:t>
       </w:r>
       <w:r>
@@ -1287,7 +1942,6 @@
           <w:b/>
           <w:bCs/>
         </w:rPr>
-        <w:lastRenderedPageBreak/>
         <w:t>Paso 1 – Obtener todos los expedientes</w:t>
       </w:r>
     </w:p>
@@ -1304,12 +1958,21 @@
       <w:r>
         <w:t xml:space="preserve"> </w:t>
       </w:r>
-      <w:r>
-        <w:rPr>
-          <w:b/>
-          <w:bCs/>
-        </w:rPr>
-        <w:t>Endpoint:</w:t>
+      <w:proofErr w:type="spellStart"/>
+      <w:r>
+        <w:rPr>
+          <w:b/>
+          <w:bCs/>
+        </w:rPr>
+        <w:t>Endpoint</w:t>
+      </w:r>
+      <w:proofErr w:type="spellEnd"/>
+      <w:r>
+        <w:rPr>
+          <w:b/>
+          <w:bCs/>
+        </w:rPr>
+        <w:t>:</w:t>
       </w:r>
     </w:p>
     <w:p>
@@ -1317,8 +1980,13 @@
         <w:spacing w:after="200"/>
       </w:pPr>
       <w:r>
-        <w:t>GET /F2_PreparacionFabricacion/ExpedientePruebas</w:t>
-      </w:r>
+        <w:t>GET /F2_PreparacionFabricacion/</w:t>
+      </w:r>
+      <w:proofErr w:type="spellStart"/>
+      <w:r>
+        <w:t>ExpedientePruebas</w:t>
+      </w:r>
+      <w:proofErr w:type="spellEnd"/>
     </w:p>
     <w:p>
       <w:pPr>
@@ -1344,12 +2012,37 @@
         </w:numPr>
         <w:spacing w:after="200"/>
       </w:pPr>
-      <w:r>
-        <w:rPr>
-          <w:b/>
-          <w:bCs/>
-        </w:rPr>
-        <w:t>pageNumber (query, opcional):</w:t>
+      <w:proofErr w:type="spellStart"/>
+      <w:r>
+        <w:rPr>
+          <w:b/>
+          <w:bCs/>
+        </w:rPr>
+        <w:t>pageNumber</w:t>
+      </w:r>
+      <w:proofErr w:type="spellEnd"/>
+      <w:r>
+        <w:rPr>
+          <w:b/>
+          <w:bCs/>
+        </w:rPr>
+        <w:t xml:space="preserve"> (</w:t>
+      </w:r>
+      <w:proofErr w:type="spellStart"/>
+      <w:r>
+        <w:rPr>
+          <w:b/>
+          <w:bCs/>
+        </w:rPr>
+        <w:t>query</w:t>
+      </w:r>
+      <w:proofErr w:type="spellEnd"/>
+      <w:r>
+        <w:rPr>
+          <w:b/>
+          <w:bCs/>
+        </w:rPr>
+        <w:t>, opcional):</w:t>
       </w:r>
       <w:r>
         <w:t xml:space="preserve"> Número de página (default 1)</w:t>
@@ -1363,12 +2056,37 @@
         </w:numPr>
         <w:spacing w:after="200"/>
       </w:pPr>
-      <w:r>
-        <w:rPr>
-          <w:b/>
-          <w:bCs/>
-        </w:rPr>
-        <w:t>pageSize (query, opcional):</w:t>
+      <w:proofErr w:type="spellStart"/>
+      <w:r>
+        <w:rPr>
+          <w:b/>
+          <w:bCs/>
+        </w:rPr>
+        <w:t>pageSize</w:t>
+      </w:r>
+      <w:proofErr w:type="spellEnd"/>
+      <w:r>
+        <w:rPr>
+          <w:b/>
+          <w:bCs/>
+        </w:rPr>
+        <w:t xml:space="preserve"> (</w:t>
+      </w:r>
+      <w:proofErr w:type="spellStart"/>
+      <w:r>
+        <w:rPr>
+          <w:b/>
+          <w:bCs/>
+        </w:rPr>
+        <w:t>query</w:t>
+      </w:r>
+      <w:proofErr w:type="spellEnd"/>
+      <w:r>
+        <w:rPr>
+          <w:b/>
+          <w:bCs/>
+        </w:rPr>
+        <w:t>, opcional):</w:t>
       </w:r>
       <w:r>
         <w:t xml:space="preserve"> Tamaño de página (default 20)</w:t>
@@ -1387,8 +2105,17 @@
           <w:b/>
           <w:bCs/>
         </w:rPr>
-        <w:t>Pasos en Swagger</w:t>
-      </w:r>
+        <w:t xml:space="preserve">Pasos en </w:t>
+      </w:r>
+      <w:proofErr w:type="spellStart"/>
+      <w:r>
+        <w:rPr>
+          <w:b/>
+          <w:bCs/>
+        </w:rPr>
+        <w:t>Swagger</w:t>
+      </w:r>
+      <w:proofErr w:type="spellEnd"/>
     </w:p>
     <w:p>
       <w:pPr>
@@ -1399,7 +2126,15 @@
         <w:spacing w:after="200"/>
       </w:pPr>
       <w:r>
-        <w:t xml:space="preserve">Abrir Swagger y localizar la sección </w:t>
+        <w:t xml:space="preserve">Abrir </w:t>
+      </w:r>
+      <w:proofErr w:type="spellStart"/>
+      <w:r>
+        <w:t>Swagger</w:t>
+      </w:r>
+      <w:proofErr w:type="spellEnd"/>
+      <w:r>
+        <w:t xml:space="preserve"> y localizar la sección </w:t>
       </w:r>
       <w:r>
         <w:rPr>
@@ -1421,8 +2156,17 @@
         <w:spacing w:after="200"/>
       </w:pPr>
       <w:r>
-        <w:t xml:space="preserve">Expandir el endpoint </w:t>
-      </w:r>
+        <w:t xml:space="preserve">Expandir el </w:t>
+      </w:r>
+      <w:proofErr w:type="spellStart"/>
+      <w:r>
+        <w:t>endpoint</w:t>
+      </w:r>
+      <w:proofErr w:type="spellEnd"/>
+      <w:r>
+        <w:t xml:space="preserve"> </w:t>
+      </w:r>
+      <w:proofErr w:type="spellStart"/>
       <w:r>
         <w:rPr>
           <w:b/>
@@ -1430,6 +2174,7 @@
         </w:rPr>
         <w:t>ExpedientePruebas</w:t>
       </w:r>
+      <w:proofErr w:type="spellEnd"/>
       <w:r>
         <w:t xml:space="preserve"> (GET sin ID).</w:t>
       </w:r>
@@ -1441,18 +2186,56 @@
           <w:numId w:val="32"/>
         </w:numPr>
         <w:spacing w:after="200"/>
-      </w:pPr>
-      <w:r>
-        <w:t xml:space="preserve">Hacer clic en </w:t>
-      </w:r>
-      <w:r>
-        <w:rPr>
-          <w:b/>
-          <w:bCs/>
+        <w:rPr>
+          <w:lang w:val="en-US"/>
+        </w:rPr>
+      </w:pPr>
+      <w:r>
+        <w:rPr>
+          <w:lang w:val="en-US"/>
+        </w:rPr>
+        <w:t xml:space="preserve">Hacer </w:t>
+      </w:r>
+      <w:proofErr w:type="spellStart"/>
+      <w:r>
+        <w:rPr>
+          <w:lang w:val="en-US"/>
+        </w:rPr>
+        <w:t>clic</w:t>
+      </w:r>
+      <w:proofErr w:type="spellEnd"/>
+      <w:r>
+        <w:rPr>
+          <w:lang w:val="en-US"/>
+        </w:rPr>
+        <w:t xml:space="preserve"> </w:t>
+      </w:r>
+      <w:proofErr w:type="spellStart"/>
+      <w:r>
+        <w:rPr>
+          <w:lang w:val="en-US"/>
+        </w:rPr>
+        <w:t>en</w:t>
+      </w:r>
+      <w:proofErr w:type="spellEnd"/>
+      <w:r>
+        <w:rPr>
+          <w:lang w:val="en-US"/>
+        </w:rPr>
+        <w:t xml:space="preserve"> </w:t>
+      </w:r>
+      <w:r>
+        <w:rPr>
+          <w:b/>
+          <w:bCs/>
+          <w:lang w:val="en-US"/>
         </w:rPr>
         <w:t>Try it out</w:t>
       </w:r>
       <w:r>
+        <w:rPr>
+          <w:lang w:val="en-US"/>
+        </w:rPr>
         <w:t>.</w:t>
       </w:r>
     </w:p>
@@ -1479,6 +2262,7 @@
       <w:r>
         <w:t xml:space="preserve">Presionar </w:t>
       </w:r>
+      <w:proofErr w:type="spellStart"/>
       <w:r>
         <w:rPr>
           <w:b/>
@@ -1486,6 +2270,7 @@
         </w:rPr>
         <w:t>Execute</w:t>
       </w:r>
+      <w:proofErr w:type="spellEnd"/>
       <w:r>
         <w:t>.</w:t>
       </w:r>
@@ -1514,7 +2299,56 @@
     </w:p>
     <w:p>
       <w:pPr>
+        <w:numPr>
+          <w:ilvl w:val="0"/>
+          <w:numId w:val="32"/>
+        </w:numPr>
         <w:spacing w:after="200"/>
+      </w:pPr>
+      <w:r>
+        <w:rPr>
+          <w:b/>
+          <w:bCs/>
+          <w:color w:val="EE0000"/>
+        </w:rPr>
+        <w:t>NOTA:</w:t>
+      </w:r>
+      <w:r>
+        <w:t xml:space="preserve"> Si el </w:t>
+      </w:r>
+      <w:proofErr w:type="spellStart"/>
+      <w:r>
+        <w:rPr>
+          <w:b/>
+          <w:bCs/>
+        </w:rPr>
+        <w:t>tipo</w:t>
+      </w:r>
+      <w:r>
+        <w:rPr>
+          <w:b/>
+          <w:bCs/>
+        </w:rPr>
+        <w:t>M</w:t>
+      </w:r>
+      <w:r>
+        <w:rPr>
+          <w:b/>
+          <w:bCs/>
+        </w:rPr>
+        <w:t>uestreo</w:t>
+      </w:r>
+      <w:proofErr w:type="spellEnd"/>
+      <w:r>
+        <w:t xml:space="preserve"> en el expediente no tiene el 100%, entonces no podrá eliminar o agregar ninguna muestra.</w:t>
+      </w:r>
+      <w:r>
+        <w:t xml:space="preserve"> Asegúrese de escoger un expediente que muestre el 100%.</w:t>
+      </w:r>
+    </w:p>
+    <w:p>
+      <w:pPr>
+        <w:spacing w:after="200"/>
         <w:rPr>
           <w:b/>
           <w:bCs/>
@@ -1530,108 +2364,434 @@
     </w:p>
     <w:p>
       <w:pPr>
+        <w:spacing w:line="276" w:lineRule="auto"/>
+        <w:ind w:left="708"/>
+        <w:rPr>
+          <w:color w:val="002060"/>
+        </w:rPr>
+      </w:pPr>
+      <w:r>
+        <w:rPr>
+          <w:color w:val="002060"/>
+        </w:rPr>
+        <w:t>{</w:t>
+      </w:r>
+    </w:p>
+    <w:p>
+      <w:pPr>
+        <w:spacing w:line="276" w:lineRule="auto"/>
+        <w:ind w:left="708"/>
+        <w:rPr>
+          <w:color w:val="002060"/>
+        </w:rPr>
+      </w:pPr>
+      <w:r>
+        <w:rPr>
+          <w:color w:val="002060"/>
+        </w:rPr>
+        <w:t xml:space="preserve">  </w:t>
+      </w:r>
+      <w:r>
+        <w:rPr>
+          <w:color w:val="C00000"/>
+        </w:rPr>
+        <w:t>"total"</w:t>
+      </w:r>
+      <w:r>
+        <w:rPr>
+          <w:color w:val="002060"/>
+        </w:rPr>
+        <w:t>: 3,</w:t>
+      </w:r>
+    </w:p>
+    <w:p>
+      <w:pPr>
+        <w:spacing w:line="276" w:lineRule="auto"/>
+        <w:ind w:left="708"/>
+        <w:rPr>
+          <w:color w:val="002060"/>
+        </w:rPr>
+      </w:pPr>
+      <w:r>
+        <w:rPr>
+          <w:color w:val="002060"/>
+        </w:rPr>
+        <w:t xml:space="preserve">  </w:t>
+      </w:r>
+      <w:r>
+        <w:rPr>
+          <w:color w:val="C00000"/>
+        </w:rPr>
+        <w:t>"</w:t>
+      </w:r>
+      <w:proofErr w:type="spellStart"/>
+      <w:r>
+        <w:rPr>
+          <w:color w:val="C00000"/>
+        </w:rPr>
+        <w:t>paginaActual</w:t>
+      </w:r>
+      <w:proofErr w:type="spellEnd"/>
+      <w:r>
+        <w:rPr>
+          <w:color w:val="C00000"/>
+        </w:rPr>
+        <w:t>"</w:t>
+      </w:r>
+      <w:r>
+        <w:rPr>
+          <w:color w:val="002060"/>
+        </w:rPr>
+        <w:t>: 1,</w:t>
+      </w:r>
+    </w:p>
+    <w:p>
+      <w:pPr>
+        <w:spacing w:line="276" w:lineRule="auto"/>
+        <w:ind w:left="708"/>
+        <w:rPr>
+          <w:color w:val="002060"/>
+        </w:rPr>
+      </w:pPr>
+      <w:r>
+        <w:rPr>
+          <w:color w:val="002060"/>
+        </w:rPr>
+        <w:t xml:space="preserve">  </w:t>
+      </w:r>
+      <w:r>
+        <w:rPr>
+          <w:color w:val="C00000"/>
+        </w:rPr>
+        <w:t>"</w:t>
+      </w:r>
+      <w:proofErr w:type="spellStart"/>
+      <w:r>
+        <w:rPr>
+          <w:color w:val="C00000"/>
+        </w:rPr>
+        <w:t>tamañoPagina</w:t>
+      </w:r>
+      <w:proofErr w:type="spellEnd"/>
+      <w:r>
+        <w:rPr>
+          <w:color w:val="C00000"/>
+        </w:rPr>
+        <w:t>"</w:t>
+      </w:r>
+      <w:r>
+        <w:rPr>
+          <w:color w:val="002060"/>
+        </w:rPr>
+        <w:t>: 20,</w:t>
+      </w:r>
+    </w:p>
+    <w:p>
+      <w:pPr>
+        <w:spacing w:line="276" w:lineRule="auto"/>
+        <w:ind w:left="708"/>
+        <w:rPr>
+          <w:color w:val="002060"/>
+        </w:rPr>
+      </w:pPr>
+      <w:r>
+        <w:rPr>
+          <w:color w:val="002060"/>
+        </w:rPr>
+        <w:t xml:space="preserve">  </w:t>
+      </w:r>
+      <w:r>
+        <w:rPr>
+          <w:color w:val="C00000"/>
+        </w:rPr>
+        <w:t>"expedientes"</w:t>
+      </w:r>
+      <w:r>
+        <w:rPr>
+          <w:color w:val="002060"/>
+        </w:rPr>
+        <w:t>: [</w:t>
+      </w:r>
+    </w:p>
+    <w:p>
+      <w:pPr>
+        <w:spacing w:line="276" w:lineRule="auto"/>
+        <w:ind w:left="708"/>
+        <w:rPr>
+          <w:color w:val="002060"/>
+        </w:rPr>
+      </w:pPr>
+      <w:r>
+        <w:rPr>
+          <w:color w:val="002060"/>
+        </w:rPr>
+        <w:t xml:space="preserve">    {</w:t>
+      </w:r>
+      <w:r>
+        <w:rPr>
+          <w:color w:val="C00000"/>
+        </w:rPr>
+        <w:t>"id"</w:t>
+      </w:r>
+      <w:r>
+        <w:rPr>
+          <w:color w:val="002060"/>
+        </w:rPr>
+        <w:t xml:space="preserve">: </w:t>
+      </w:r>
+      <w:r>
+        <w:rPr>
+          <w:color w:val="92D050"/>
+        </w:rPr>
+        <w:t>"</w:t>
+      </w:r>
+      <w:r>
+        <w:rPr>
+          <w:color w:val="92D050"/>
+        </w:rPr>
+        <w:t>68b9fff028af4964e7d15441</w:t>
+      </w:r>
+      <w:r>
+        <w:rPr>
+          <w:color w:val="92D050"/>
+        </w:rPr>
+        <w:t>"</w:t>
+      </w:r>
+      <w:r>
+        <w:rPr>
+          <w:color w:val="002060"/>
+        </w:rPr>
+        <w:t xml:space="preserve">, </w:t>
+      </w:r>
+      <w:r>
+        <w:rPr>
+          <w:color w:val="C00000"/>
+        </w:rPr>
+        <w:t>"</w:t>
+      </w:r>
+      <w:proofErr w:type="spellStart"/>
+      <w:r>
+        <w:rPr>
+          <w:color w:val="C00000"/>
+        </w:rPr>
+        <w:t>claveExpediente</w:t>
+      </w:r>
+      <w:proofErr w:type="spellEnd"/>
+      <w:r>
+        <w:rPr>
+          <w:color w:val="C00000"/>
+        </w:rPr>
+        <w:t>"</w:t>
+      </w:r>
+      <w:r>
+        <w:rPr>
+          <w:color w:val="002060"/>
+        </w:rPr>
+        <w:t>: "EXP-001"},</w:t>
+      </w:r>
+    </w:p>
+    <w:p>
+      <w:pPr>
+        <w:spacing w:line="276" w:lineRule="auto"/>
+        <w:ind w:left="708"/>
+        <w:rPr>
+          <w:color w:val="002060"/>
+        </w:rPr>
+      </w:pPr>
+      <w:r>
+        <w:rPr>
+          <w:color w:val="002060"/>
+        </w:rPr>
+        <w:t xml:space="preserve">    {</w:t>
+      </w:r>
+      <w:r>
+        <w:rPr>
+          <w:color w:val="C00000"/>
+        </w:rPr>
+        <w:t>"id"</w:t>
+      </w:r>
+      <w:r>
+        <w:rPr>
+          <w:color w:val="002060"/>
+        </w:rPr>
+        <w:t xml:space="preserve">: </w:t>
+      </w:r>
+      <w:r>
+        <w:rPr>
+          <w:color w:val="92D050"/>
+        </w:rPr>
+        <w:t>"</w:t>
+      </w:r>
+      <w:r>
+        <w:rPr>
+          <w:color w:val="92D050"/>
+        </w:rPr>
+        <w:t>68b9fff028af4964e7d1544</w:t>
+      </w:r>
+      <w:r>
+        <w:rPr>
+          <w:color w:val="92D050"/>
+        </w:rPr>
+        <w:t>2</w:t>
+      </w:r>
+      <w:r>
+        <w:rPr>
+          <w:color w:val="92D050"/>
+        </w:rPr>
+        <w:t>"</w:t>
+      </w:r>
+      <w:r>
+        <w:rPr>
+          <w:color w:val="002060"/>
+        </w:rPr>
+        <w:t xml:space="preserve">, </w:t>
+      </w:r>
+      <w:r>
+        <w:rPr>
+          <w:color w:val="C00000"/>
+        </w:rPr>
+        <w:t>"</w:t>
+      </w:r>
+      <w:proofErr w:type="spellStart"/>
+      <w:r>
+        <w:rPr>
+          <w:color w:val="C00000"/>
+        </w:rPr>
+        <w:t>claveExpediente</w:t>
+      </w:r>
+      <w:proofErr w:type="spellEnd"/>
+      <w:r>
+        <w:rPr>
+          <w:color w:val="C00000"/>
+        </w:rPr>
+        <w:t>"</w:t>
+      </w:r>
+      <w:r>
+        <w:rPr>
+          <w:color w:val="002060"/>
+        </w:rPr>
+        <w:t>: "EXP-002"},</w:t>
+      </w:r>
+    </w:p>
+    <w:p>
+      <w:pPr>
+        <w:spacing w:line="276" w:lineRule="auto"/>
+        <w:ind w:left="708"/>
+        <w:rPr>
+          <w:color w:val="002060"/>
+        </w:rPr>
+      </w:pPr>
+      <w:r>
+        <w:rPr>
+          <w:color w:val="002060"/>
+        </w:rPr>
+        <w:t xml:space="preserve">    {</w:t>
+      </w:r>
+      <w:r>
+        <w:rPr>
+          <w:color w:val="C00000"/>
+        </w:rPr>
+        <w:t>"id"</w:t>
+      </w:r>
+      <w:r>
+        <w:rPr>
+          <w:color w:val="002060"/>
+        </w:rPr>
+        <w:t xml:space="preserve">: </w:t>
+      </w:r>
+      <w:r>
+        <w:rPr>
+          <w:color w:val="92D050"/>
+        </w:rPr>
+        <w:t>"</w:t>
+      </w:r>
+      <w:r>
+        <w:rPr>
+          <w:color w:val="92D050"/>
+        </w:rPr>
+        <w:t>68b9fff028af4964e7d1544</w:t>
+      </w:r>
+      <w:r>
+        <w:rPr>
+          <w:color w:val="92D050"/>
+        </w:rPr>
+        <w:t>3</w:t>
+      </w:r>
+      <w:r>
+        <w:rPr>
+          <w:color w:val="92D050"/>
+        </w:rPr>
+        <w:t>"</w:t>
+      </w:r>
+      <w:r>
+        <w:rPr>
+          <w:color w:val="002060"/>
+        </w:rPr>
+        <w:t xml:space="preserve">, </w:t>
+      </w:r>
+      <w:r>
+        <w:rPr>
+          <w:color w:val="C00000"/>
+        </w:rPr>
+        <w:t>"</w:t>
+      </w:r>
+      <w:proofErr w:type="spellStart"/>
+      <w:r>
+        <w:rPr>
+          <w:color w:val="C00000"/>
+        </w:rPr>
+        <w:t>claveExpediente</w:t>
+      </w:r>
+      <w:proofErr w:type="spellEnd"/>
+      <w:r>
+        <w:rPr>
+          <w:color w:val="C00000"/>
+        </w:rPr>
+        <w:t>"</w:t>
+      </w:r>
+      <w:r>
+        <w:rPr>
+          <w:color w:val="002060"/>
+        </w:rPr>
+        <w:t>: "EXP-003"}]</w:t>
+      </w:r>
+    </w:p>
+    <w:p>
+      <w:pPr>
+        <w:spacing w:line="276" w:lineRule="auto"/>
+        <w:ind w:left="708"/>
+      </w:pPr>
+      <w:r>
+        <w:rPr>
+          <w:color w:val="002060"/>
+        </w:rPr>
+        <w:t>}</w:t>
+      </w:r>
+    </w:p>
+    <w:p>
+      <w:pPr>
         <w:spacing w:after="200"/>
-        <w:ind w:left="708"/>
-      </w:pPr>
-      <w:r>
-        <w:t>{</w:t>
+      </w:pPr>
+      <w:r>
+        <w:pict w14:anchorId="00A2DF57">
+          <v:rect id="_x0000_i1031" style="width:0;height:1.5pt" o:hralign="center" o:hrstd="t" o:hr="t" fillcolor="#a0a0a0" stroked="f"/>
+        </w:pict>
       </w:r>
     </w:p>
     <w:p>
       <w:pPr>
         <w:spacing w:after="200"/>
-        <w:ind w:left="708"/>
-      </w:pPr>
-      <w:r>
-        <w:t xml:space="preserve">  "total": 3,</w:t>
-      </w:r>
-    </w:p>
-    <w:p>
-      <w:pPr>
-        <w:spacing w:after="200"/>
-        <w:ind w:left="708"/>
-      </w:pPr>
-      <w:r>
-        <w:t xml:space="preserve">  "paginaActual": 1,</w:t>
-      </w:r>
-    </w:p>
-    <w:p>
-      <w:pPr>
-        <w:spacing w:after="200"/>
-        <w:ind w:left="708"/>
-      </w:pPr>
-      <w:r>
-        <w:t xml:space="preserve">  "tamañoPagina": 20,</w:t>
-      </w:r>
-    </w:p>
-    <w:p>
-      <w:pPr>
-        <w:spacing w:after="200"/>
-        <w:ind w:left="708"/>
-      </w:pPr>
-      <w:r>
-        <w:t xml:space="preserve">  "expedientes": [</w:t>
-      </w:r>
-    </w:p>
-    <w:p>
-      <w:pPr>
-        <w:spacing w:after="200"/>
-        <w:ind w:left="708"/>
-      </w:pPr>
-      <w:r>
-        <w:t xml:space="preserve">    { "id": "EXP-001", "claveExpediente": "EXP-001" },</w:t>
-      </w:r>
-    </w:p>
-    <w:p>
-      <w:pPr>
-        <w:spacing w:after="200"/>
-        <w:ind w:left="708"/>
-      </w:pPr>
-      <w:r>
-        <w:t xml:space="preserve">    { "id": "EXP-002", "claveExpediente": "EXP-002" },</w:t>
-      </w:r>
-    </w:p>
-    <w:p>
-      <w:pPr>
-        <w:spacing w:after="200"/>
-        <w:ind w:left="708"/>
-      </w:pPr>
-      <w:r>
-        <w:t xml:space="preserve">    { "id": "EXP-003", "claveExpediente": "EXP-003" }]</w:t>
-      </w:r>
-    </w:p>
-    <w:p>
-      <w:pPr>
-        <w:spacing w:after="200"/>
-        <w:ind w:left="708"/>
-      </w:pPr>
-      <w:r>
-        <w:t>}</w:t>
-      </w:r>
-    </w:p>
-    <w:p>
-      <w:pPr>
-        <w:spacing w:after="200"/>
-      </w:pPr>
-      <w:r>
-        <w:pict w14:anchorId="00A2DF57">
-          <v:rect id="_x0000_i1542" style="width:0;height:1.5pt" o:hralign="center" o:hrstd="t" o:hr="t" fillcolor="#a0a0a0" stroked="f"/>
-        </w:pict>
-      </w:r>
-    </w:p>
-    <w:p>
-      <w:pPr>
-        <w:spacing w:after="200"/>
-        <w:rPr>
-          <w:b/>
-          <w:bCs/>
-        </w:rPr>
-      </w:pPr>
-      <w:r>
-        <w:rPr>
-          <w:b/>
-          <w:bCs/>
-        </w:rPr>
+        <w:rPr>
+          <w:b/>
+          <w:bCs/>
+        </w:rPr>
+      </w:pPr>
+      <w:r>
+        <w:rPr>
+          <w:b/>
+          <w:bCs/>
+        </w:rPr>
+        <w:lastRenderedPageBreak/>
         <w:t>Paso 2 – Seleccionar un ID de expediente</w:t>
       </w:r>
     </w:p>
@@ -1644,7 +2804,6 @@
         <w:spacing w:after="200"/>
       </w:pPr>
       <w:r>
-        <w:lastRenderedPageBreak/>
         <w:t xml:space="preserve">De los expedientes obtenidos en el paso anterior, elegir un </w:t>
       </w:r>
       <w:r>
@@ -1667,13 +2826,66 @@
         <w:t>001, id=</w:t>
       </w:r>
       <w:r>
+        <w:t xml:space="preserve"> 68b90793cb3e5cebbac9d373</w:t>
+      </w:r>
+      <w:r>
+        <w:t>).</w:t>
+      </w:r>
+    </w:p>
+    <w:p>
+      <w:pPr>
+        <w:spacing w:after="200"/>
+      </w:pPr>
+      <w:r>
+        <w:pict w14:anchorId="035EB4EC">
+          <v:rect id="_x0000_i1032" style="width:0;height:1.5pt" o:hralign="center" o:hrstd="t" o:hr="t" fillcolor="#a0a0a0" stroked="f"/>
+        </w:pict>
+      </w:r>
+    </w:p>
+    <w:p>
+      <w:pPr>
+        <w:spacing w:after="200"/>
+        <w:rPr>
+          <w:b/>
+          <w:bCs/>
+        </w:rPr>
+      </w:pPr>
+      <w:r>
+        <w:rPr>
+          <w:b/>
+          <w:bCs/>
+        </w:rPr>
+        <w:t>Paso 3 – Consultar expediente por ID</w:t>
+      </w:r>
+    </w:p>
+    <w:p>
+      <w:pPr>
+        <w:spacing w:after="200"/>
+      </w:pPr>
+      <w:r>
+        <w:rPr>
+          <w:rFonts w:ascii="Segoe UI Emoji" w:hAnsi="Segoe UI Emoji" w:cs="Segoe UI Emoji"/>
+        </w:rPr>
+        <w:t>📌</w:t>
+      </w:r>
+      <w:r>
         <w:t xml:space="preserve"> </w:t>
       </w:r>
-      <w:r>
-        <w:t>68b90793cb3e5cebbac9d373</w:t>
-      </w:r>
-      <w:r>
-        <w:t>).</w:t>
+      <w:proofErr w:type="spellStart"/>
+      <w:r>
+        <w:rPr>
+          <w:b/>
+          <w:bCs/>
+        </w:rPr>
+        <w:t>Endpoint</w:t>
+      </w:r>
+      <w:proofErr w:type="spellEnd"/>
+      <w:r>
+        <w:rPr>
+          <w:b/>
+          <w:bCs/>
+        </w:rPr>
+        <w:t>:</w:t>
       </w:r>
     </w:p>
     <w:p>
@@ -1681,54 +2893,15 @@
         <w:spacing w:after="200"/>
       </w:pPr>
       <w:r>
-        <w:pict w14:anchorId="035EB4EC">
-          <v:rect id="_x0000_i1543" style="width:0;height:1.5pt" o:hralign="center" o:hrstd="t" o:hr="t" fillcolor="#a0a0a0" stroked="f"/>
-        </w:pict>
-      </w:r>
-    </w:p>
-    <w:p>
-      <w:pPr>
-        <w:spacing w:after="200"/>
-        <w:rPr>
-          <w:b/>
-          <w:bCs/>
-        </w:rPr>
-      </w:pPr>
-      <w:r>
-        <w:rPr>
-          <w:b/>
-          <w:bCs/>
-        </w:rPr>
-        <w:t>Paso 3 – Consultar expediente por ID</w:t>
-      </w:r>
-    </w:p>
-    <w:p>
-      <w:pPr>
-        <w:spacing w:after="200"/>
-      </w:pPr>
-      <w:r>
-        <w:rPr>
-          <w:rFonts w:ascii="Segoe UI Emoji" w:hAnsi="Segoe UI Emoji" w:cs="Segoe UI Emoji"/>
-        </w:rPr>
-        <w:t>📌</w:t>
-      </w:r>
-      <w:r>
-        <w:t xml:space="preserve"> </w:t>
-      </w:r>
-      <w:r>
-        <w:rPr>
-          <w:b/>
-          <w:bCs/>
-        </w:rPr>
-        <w:t>Endpoint:</w:t>
-      </w:r>
-    </w:p>
-    <w:p>
-      <w:pPr>
-        <w:spacing w:after="200"/>
-      </w:pPr>
-      <w:r>
-        <w:t>GET /F2_PreparacionFabricacion/ExpedientePruebas/{id}</w:t>
+        <w:t>GET /F2_PreparacionFabricacion/</w:t>
+      </w:r>
+      <w:proofErr w:type="spellStart"/>
+      <w:r>
+        <w:t>ExpedientePruebas</w:t>
+      </w:r>
+      <w:proofErr w:type="spellEnd"/>
+      <w:r>
+        <w:t>/{id}</w:t>
       </w:r>
     </w:p>
     <w:p>
@@ -1760,7 +2933,23 @@
           <w:b/>
           <w:bCs/>
         </w:rPr>
-        <w:t>id (path):</w:t>
+        <w:t>id (</w:t>
+      </w:r>
+      <w:proofErr w:type="spellStart"/>
+      <w:r>
+        <w:rPr>
+          <w:b/>
+          <w:bCs/>
+        </w:rPr>
+        <w:t>path</w:t>
+      </w:r>
+      <w:proofErr w:type="spellEnd"/>
+      <w:r>
+        <w:rPr>
+          <w:b/>
+          <w:bCs/>
+        </w:rPr>
+        <w:t>):</w:t>
       </w:r>
       <w:r>
         <w:t xml:space="preserve"> Identificador del expediente seleccionado (ejemplo: EXP-001).</w:t>
@@ -1779,8 +2968,17 @@
           <w:b/>
           <w:bCs/>
         </w:rPr>
-        <w:t>Pasos en Swagger</w:t>
-      </w:r>
+        <w:t xml:space="preserve">Pasos en </w:t>
+      </w:r>
+      <w:proofErr w:type="spellStart"/>
+      <w:r>
+        <w:rPr>
+          <w:b/>
+          <w:bCs/>
+        </w:rPr>
+        <w:t>Swagger</w:t>
+      </w:r>
+      <w:proofErr w:type="spellEnd"/>
     </w:p>
     <w:p>
       <w:pPr>
@@ -1791,14 +2989,31 @@
         <w:spacing w:after="200"/>
       </w:pPr>
       <w:r>
-        <w:t xml:space="preserve">Expandir el endpoint </w:t>
-      </w:r>
-      <w:r>
-        <w:rPr>
-          <w:b/>
-          <w:bCs/>
-        </w:rPr>
-        <w:t>ExpedientePruebas/{id}</w:t>
+        <w:t xml:space="preserve">Expandir el </w:t>
+      </w:r>
+      <w:proofErr w:type="spellStart"/>
+      <w:r>
+        <w:t>endpoint</w:t>
+      </w:r>
+      <w:proofErr w:type="spellEnd"/>
+      <w:r>
+        <w:t xml:space="preserve"> </w:t>
+      </w:r>
+      <w:proofErr w:type="spellStart"/>
+      <w:r>
+        <w:rPr>
+          <w:b/>
+          <w:bCs/>
+        </w:rPr>
+        <w:t>ExpedientePruebas</w:t>
+      </w:r>
+      <w:proofErr w:type="spellEnd"/>
+      <w:r>
+        <w:rPr>
+          <w:b/>
+          <w:bCs/>
+        </w:rPr>
+        <w:t>/{id}</w:t>
       </w:r>
       <w:r>
         <w:t>.</w:t>
@@ -1811,18 +3026,56 @@
           <w:numId w:val="35"/>
         </w:numPr>
         <w:spacing w:after="200"/>
-      </w:pPr>
-      <w:r>
-        <w:t xml:space="preserve">Hacer clic en </w:t>
-      </w:r>
-      <w:r>
-        <w:rPr>
-          <w:b/>
-          <w:bCs/>
+        <w:rPr>
+          <w:lang w:val="en-US"/>
+        </w:rPr>
+      </w:pPr>
+      <w:r>
+        <w:rPr>
+          <w:lang w:val="en-US"/>
+        </w:rPr>
+        <w:t xml:space="preserve">Hacer </w:t>
+      </w:r>
+      <w:proofErr w:type="spellStart"/>
+      <w:r>
+        <w:rPr>
+          <w:lang w:val="en-US"/>
+        </w:rPr>
+        <w:t>clic</w:t>
+      </w:r>
+      <w:proofErr w:type="spellEnd"/>
+      <w:r>
+        <w:rPr>
+          <w:lang w:val="en-US"/>
+        </w:rPr>
+        <w:t xml:space="preserve"> </w:t>
+      </w:r>
+      <w:proofErr w:type="spellStart"/>
+      <w:r>
+        <w:rPr>
+          <w:lang w:val="en-US"/>
+        </w:rPr>
+        <w:t>en</w:t>
+      </w:r>
+      <w:proofErr w:type="spellEnd"/>
+      <w:r>
+        <w:rPr>
+          <w:lang w:val="en-US"/>
+        </w:rPr>
+        <w:t xml:space="preserve"> </w:t>
+      </w:r>
+      <w:r>
+        <w:rPr>
+          <w:b/>
+          <w:bCs/>
+          <w:lang w:val="en-US"/>
         </w:rPr>
         <w:t>Try it out</w:t>
       </w:r>
       <w:r>
+        <w:rPr>
+          <w:lang w:val="en-US"/>
+        </w:rPr>
         <w:t>.</w:t>
       </w:r>
     </w:p>
@@ -1859,6 +3112,7 @@
       <w:r>
         <w:t xml:space="preserve">Presionar </w:t>
       </w:r>
+      <w:proofErr w:type="spellStart"/>
       <w:r>
         <w:rPr>
           <w:b/>
@@ -1866,6 +3120,7 @@
         </w:rPr>
         <w:t>Execute</w:t>
       </w:r>
+      <w:proofErr w:type="spellEnd"/>
       <w:r>
         <w:t>.</w:t>
       </w:r>
@@ -1900,148 +3155,316 @@
     </w:p>
     <w:p>
       <w:pPr>
+        <w:spacing w:line="276" w:lineRule="auto"/>
+        <w:ind w:left="708"/>
+      </w:pPr>
+      <w:r>
+        <w:t>{</w:t>
+      </w:r>
+    </w:p>
+    <w:p>
+      <w:pPr>
+        <w:spacing w:line="276" w:lineRule="auto"/>
+        <w:ind w:left="708"/>
+      </w:pPr>
+      <w:r>
+        <w:t xml:space="preserve">  </w:t>
+      </w:r>
+      <w:r>
+        <w:rPr>
+          <w:color w:val="C00000"/>
+        </w:rPr>
+        <w:t>"id"</w:t>
+      </w:r>
+      <w:r>
+        <w:rPr>
+          <w:color w:val="002060"/>
+        </w:rPr>
+        <w:t xml:space="preserve">: </w:t>
+      </w:r>
+      <w:r>
+        <w:rPr>
+          <w:color w:val="92D050"/>
+        </w:rPr>
+        <w:t>"</w:t>
+      </w:r>
+      <w:r>
+        <w:rPr>
+          <w:color w:val="92D050"/>
+        </w:rPr>
+        <w:t xml:space="preserve"> 68b90793cb3e5cebbac9d373</w:t>
+      </w:r>
+      <w:r>
+        <w:rPr>
+          <w:color w:val="92D050"/>
+        </w:rPr>
+        <w:t>"</w:t>
+      </w:r>
+      <w:r>
+        <w:rPr>
+          <w:color w:val="002060"/>
+        </w:rPr>
+        <w:t>,</w:t>
+      </w:r>
+    </w:p>
+    <w:p>
+      <w:pPr>
+        <w:spacing w:line="276" w:lineRule="auto"/>
+        <w:ind w:left="708"/>
+      </w:pPr>
+      <w:r>
+        <w:t xml:space="preserve">  </w:t>
+      </w:r>
+      <w:r>
+        <w:rPr>
+          <w:color w:val="C00000"/>
+        </w:rPr>
+        <w:t>"</w:t>
+      </w:r>
+      <w:proofErr w:type="spellStart"/>
+      <w:r>
+        <w:rPr>
+          <w:color w:val="C00000"/>
+        </w:rPr>
+        <w:t>claveExpediente</w:t>
+      </w:r>
+      <w:proofErr w:type="spellEnd"/>
+      <w:r>
+        <w:rPr>
+          <w:color w:val="C00000"/>
+        </w:rPr>
+        <w:t>"</w:t>
+      </w:r>
+      <w:r>
+        <w:rPr>
+          <w:color w:val="002060"/>
+        </w:rPr>
+        <w:t>: "EXP-001",</w:t>
+      </w:r>
+    </w:p>
+    <w:p>
+      <w:pPr>
+        <w:spacing w:line="276" w:lineRule="auto"/>
+        <w:ind w:left="708"/>
+        <w:rPr>
+          <w:color w:val="002060"/>
+        </w:rPr>
+      </w:pPr>
+      <w:r>
+        <w:t xml:space="preserve">  </w:t>
+      </w:r>
+      <w:r>
+        <w:rPr>
+          <w:color w:val="C00000"/>
+        </w:rPr>
+        <w:t>"</w:t>
+      </w:r>
+      <w:proofErr w:type="spellStart"/>
+      <w:r>
+        <w:rPr>
+          <w:color w:val="C00000"/>
+        </w:rPr>
+        <w:t>muestrasExpediente</w:t>
+      </w:r>
+      <w:proofErr w:type="spellEnd"/>
+      <w:r>
+        <w:rPr>
+          <w:color w:val="C00000"/>
+        </w:rPr>
+        <w:t>"</w:t>
+      </w:r>
+      <w:r>
+        <w:rPr>
+          <w:color w:val="002060"/>
+        </w:rPr>
+        <w:t>: [</w:t>
+      </w:r>
+    </w:p>
+    <w:p>
+      <w:pPr>
+        <w:spacing w:line="276" w:lineRule="auto"/>
+        <w:ind w:left="708"/>
+        <w:rPr>
+          <w:color w:val="002060"/>
+        </w:rPr>
+      </w:pPr>
+      <w:r>
+        <w:rPr>
+          <w:color w:val="002060"/>
+        </w:rPr>
+        <w:t xml:space="preserve">    {</w:t>
+      </w:r>
+      <w:r>
+        <w:rPr>
+          <w:color w:val="C00000"/>
+        </w:rPr>
+        <w:t>"identificador"</w:t>
+      </w:r>
+      <w:r>
+        <w:rPr>
+          <w:color w:val="002060"/>
+        </w:rPr>
+        <w:t>: "M01",</w:t>
+      </w:r>
+      <w:r>
+        <w:t xml:space="preserve"> </w:t>
+      </w:r>
+      <w:r>
+        <w:rPr>
+          <w:color w:val="C00000"/>
+        </w:rPr>
+        <w:t>"estatus"</w:t>
+      </w:r>
+      <w:r>
+        <w:rPr>
+          <w:color w:val="002060"/>
+        </w:rPr>
+        <w:t>: "PENDIENTE_PRUEBAS"},</w:t>
+      </w:r>
+    </w:p>
+    <w:p>
+      <w:pPr>
+        <w:spacing w:line="276" w:lineRule="auto"/>
+        <w:ind w:left="708"/>
+        <w:rPr>
+          <w:color w:val="002060"/>
+        </w:rPr>
+      </w:pPr>
+      <w:r>
+        <w:rPr>
+          <w:color w:val="002060"/>
+        </w:rPr>
+        <w:t xml:space="preserve">    {</w:t>
+      </w:r>
+      <w:r>
+        <w:rPr>
+          <w:color w:val="C00000"/>
+        </w:rPr>
+        <w:t>"identificador"</w:t>
+      </w:r>
+      <w:r>
+        <w:rPr>
+          <w:color w:val="002060"/>
+        </w:rPr>
+        <w:t>: "M02",</w:t>
+      </w:r>
+      <w:r>
+        <w:t xml:space="preserve"> </w:t>
+      </w:r>
+      <w:r>
+        <w:rPr>
+          <w:color w:val="C00000"/>
+        </w:rPr>
+        <w:t>"estatus"</w:t>
+      </w:r>
+      <w:r>
+        <w:rPr>
+          <w:color w:val="002060"/>
+        </w:rPr>
+        <w:t>: "PENDIENTE_PRUEBAS"}]</w:t>
+      </w:r>
+    </w:p>
+    <w:p>
+      <w:pPr>
+        <w:spacing w:line="276" w:lineRule="auto"/>
+        <w:ind w:left="708"/>
+      </w:pPr>
+      <w:r>
+        <w:rPr>
+          <w:color w:val="002060"/>
+        </w:rPr>
+        <w:t>}</w:t>
+      </w:r>
+    </w:p>
+    <w:p>
+      <w:pPr>
         <w:spacing w:after="200"/>
-        <w:ind w:left="708"/>
-      </w:pPr>
-      <w:r>
-        <w:t>{</w:t>
+      </w:pPr>
+      <w:r>
+        <w:pict w14:anchorId="634F6A92">
+          <v:rect id="_x0000_i1033" style="width:0;height:1.5pt" o:hralign="center" o:hrstd="t" o:hr="t" fillcolor="#a0a0a0" stroked="f"/>
+        </w:pict>
       </w:r>
     </w:p>
     <w:p>
       <w:pPr>
         <w:spacing w:after="200"/>
-        <w:ind w:left="708"/>
-      </w:pPr>
-      <w:r>
-        <w:t xml:space="preserve">  "id": "</w:t>
+        <w:rPr>
+          <w:b/>
+          <w:bCs/>
+        </w:rPr>
+      </w:pPr>
+    </w:p>
+    <w:p>
+      <w:pPr>
+        <w:spacing w:after="200"/>
+        <w:rPr>
+          <w:b/>
+          <w:bCs/>
+        </w:rPr>
+      </w:pPr>
+    </w:p>
+    <w:p>
+      <w:pPr>
+        <w:spacing w:after="200"/>
+        <w:rPr>
+          <w:b/>
+          <w:bCs/>
+        </w:rPr>
+      </w:pPr>
+      <w:r>
+        <w:rPr>
+          <w:b/>
+          <w:bCs/>
+        </w:rPr>
+        <w:t>Paso 4 – Agregar muestra a un expediente</w:t>
+      </w:r>
+    </w:p>
+    <w:p>
+      <w:pPr>
+        <w:spacing w:after="200"/>
+      </w:pPr>
+      <w:r>
+        <w:rPr>
+          <w:rFonts w:ascii="Segoe UI Emoji" w:hAnsi="Segoe UI Emoji" w:cs="Segoe UI Emoji"/>
+        </w:rPr>
+        <w:t>📌</w:t>
       </w:r>
       <w:r>
         <w:t xml:space="preserve"> </w:t>
       </w:r>
-      <w:r>
-        <w:t>68b90793cb3e5cebbac9d373</w:t>
-      </w:r>
-      <w:r>
-        <w:t>",</w:t>
+      <w:proofErr w:type="spellStart"/>
+      <w:r>
+        <w:rPr>
+          <w:b/>
+          <w:bCs/>
+        </w:rPr>
+        <w:t>Endpoint</w:t>
+      </w:r>
+      <w:proofErr w:type="spellEnd"/>
+      <w:r>
+        <w:rPr>
+          <w:b/>
+          <w:bCs/>
+        </w:rPr>
+        <w:t>:</w:t>
       </w:r>
     </w:p>
     <w:p>
       <w:pPr>
         <w:spacing w:after="200"/>
-        <w:ind w:left="708"/>
-      </w:pPr>
-      <w:r>
-        <w:t xml:space="preserve">  "claveExpediente": "EXP-001",</w:t>
-      </w:r>
-    </w:p>
-    <w:p>
-      <w:pPr>
-        <w:spacing w:after="200"/>
-        <w:ind w:left="708"/>
-      </w:pPr>
-      <w:r>
-        <w:t xml:space="preserve">  "muestrasExpediente": [</w:t>
-      </w:r>
-    </w:p>
-    <w:p>
-      <w:pPr>
-        <w:spacing w:after="200"/>
-        <w:ind w:left="708"/>
-      </w:pPr>
-      <w:r>
-        <w:t xml:space="preserve">    { "identificador": "MUESTRA-001", "estatus": "PENDIENTE_PRUEBAS" },</w:t>
-      </w:r>
-    </w:p>
-    <w:p>
-      <w:pPr>
-        <w:spacing w:after="200"/>
-        <w:ind w:left="708"/>
-      </w:pPr>
-      <w:r>
-        <w:t xml:space="preserve">    { "identificador": "MUESTRA-002", "estatus": "PENDIENTE_PRUEBAS" } ]</w:t>
-      </w:r>
-    </w:p>
-    <w:p>
-      <w:pPr>
-        <w:spacing w:after="200"/>
-        <w:ind w:left="708"/>
-      </w:pPr>
-      <w:r>
-        <w:t>}</w:t>
-      </w:r>
-    </w:p>
-    <w:p>
-      <w:pPr>
-        <w:spacing w:after="200"/>
-      </w:pPr>
-      <w:r>
-        <w:pict w14:anchorId="634F6A92">
-          <v:rect id="_x0000_i1544" style="width:0;height:1.5pt" o:hralign="center" o:hrstd="t" o:hr="t" fillcolor="#a0a0a0" stroked="f"/>
-        </w:pict>
-      </w:r>
-    </w:p>
-    <w:p>
-      <w:pPr>
-        <w:spacing w:after="200"/>
-        <w:rPr>
-          <w:b/>
-          <w:bCs/>
-        </w:rPr>
-      </w:pPr>
-    </w:p>
-    <w:p>
-      <w:pPr>
-        <w:spacing w:after="200"/>
-        <w:rPr>
-          <w:b/>
-          <w:bCs/>
-        </w:rPr>
-      </w:pPr>
-    </w:p>
-    <w:p>
-      <w:pPr>
-        <w:spacing w:after="200"/>
-        <w:rPr>
-          <w:b/>
-          <w:bCs/>
-        </w:rPr>
-      </w:pPr>
-      <w:r>
-        <w:rPr>
-          <w:b/>
-          <w:bCs/>
-        </w:rPr>
+      </w:pPr>
+      <w:r>
         <w:lastRenderedPageBreak/>
-        <w:t>Paso 4 – Agregar muestra a un expediente</w:t>
-      </w:r>
-    </w:p>
-    <w:p>
-      <w:pPr>
-        <w:spacing w:after="200"/>
-      </w:pPr>
-      <w:r>
-        <w:rPr>
-          <w:rFonts w:ascii="Segoe UI Emoji" w:hAnsi="Segoe UI Emoji" w:cs="Segoe UI Emoji"/>
-        </w:rPr>
-        <w:t>📌</w:t>
-      </w:r>
-      <w:r>
-        <w:t xml:space="preserve"> </w:t>
-      </w:r>
-      <w:r>
-        <w:rPr>
-          <w:b/>
-          <w:bCs/>
-        </w:rPr>
-        <w:t>Endpoint:</w:t>
-      </w:r>
-    </w:p>
-    <w:p>
-      <w:pPr>
-        <w:spacing w:after="200"/>
-      </w:pPr>
-      <w:r>
-        <w:t>PUT /F2_PreparacionFabricacion/AgregaMuestraExpediente/{Expediente}</w:t>
+        <w:t>PUT /F2_PreparacionFabricacion/</w:t>
+      </w:r>
+      <w:proofErr w:type="spellStart"/>
+      <w:r>
+        <w:t>AgregaMuestraExpediente</w:t>
+      </w:r>
+      <w:proofErr w:type="spellEnd"/>
+      <w:r>
+        <w:t>/{Expediente}</w:t>
       </w:r>
     </w:p>
     <w:p>
@@ -2073,7 +3496,23 @@
           <w:b/>
           <w:bCs/>
         </w:rPr>
-        <w:t>Expediente (path):</w:t>
+        <w:t>Expediente (</w:t>
+      </w:r>
+      <w:proofErr w:type="spellStart"/>
+      <w:r>
+        <w:rPr>
+          <w:b/>
+          <w:bCs/>
+        </w:rPr>
+        <w:t>path</w:t>
+      </w:r>
+      <w:proofErr w:type="spellEnd"/>
+      <w:r>
+        <w:rPr>
+          <w:b/>
+          <w:bCs/>
+        </w:rPr>
+        <w:t>):</w:t>
       </w:r>
       <w:r>
         <w:t xml:space="preserve"> Clave del expediente (ejemplo: EXP-001).</w:t>
@@ -2087,12 +3526,21 @@
         </w:numPr>
         <w:spacing w:after="200"/>
       </w:pPr>
-      <w:r>
-        <w:rPr>
-          <w:b/>
-          <w:bCs/>
-        </w:rPr>
-        <w:t>RequestBody (JSON):</w:t>
+      <w:proofErr w:type="spellStart"/>
+      <w:r>
+        <w:rPr>
+          <w:b/>
+          <w:bCs/>
+        </w:rPr>
+        <w:t>RequestBody</w:t>
+      </w:r>
+      <w:proofErr w:type="spellEnd"/>
+      <w:r>
+        <w:rPr>
+          <w:b/>
+          <w:bCs/>
+        </w:rPr>
+        <w:t xml:space="preserve"> (JSON):</w:t>
       </w:r>
       <w:r>
         <w:t xml:space="preserve"> Identificador de la muestra a agregar.</w:t>
@@ -2111,8 +3559,17 @@
           <w:b/>
           <w:bCs/>
         </w:rPr>
-        <w:t>Pasos en Swagger</w:t>
-      </w:r>
+        <w:t xml:space="preserve">Pasos en </w:t>
+      </w:r>
+      <w:proofErr w:type="spellStart"/>
+      <w:r>
+        <w:rPr>
+          <w:b/>
+          <w:bCs/>
+        </w:rPr>
+        <w:t>Swagger</w:t>
+      </w:r>
+      <w:proofErr w:type="spellEnd"/>
     </w:p>
     <w:p>
       <w:pPr>
@@ -2123,8 +3580,17 @@
         <w:spacing w:after="200"/>
       </w:pPr>
       <w:r>
-        <w:t xml:space="preserve">Expandir el endpoint </w:t>
-      </w:r>
+        <w:t xml:space="preserve">Expandir el </w:t>
+      </w:r>
+      <w:proofErr w:type="spellStart"/>
+      <w:r>
+        <w:t>endpoint</w:t>
+      </w:r>
+      <w:proofErr w:type="spellEnd"/>
+      <w:r>
+        <w:t xml:space="preserve"> </w:t>
+      </w:r>
+      <w:proofErr w:type="spellStart"/>
       <w:r>
         <w:rPr>
           <w:b/>
@@ -2132,6 +3598,7 @@
         </w:rPr>
         <w:t>AgregaMuestraExpediente</w:t>
       </w:r>
+      <w:proofErr w:type="spellEnd"/>
       <w:r>
         <w:t>.</w:t>
       </w:r>
@@ -2143,18 +3610,56 @@
           <w:numId w:val="37"/>
         </w:numPr>
         <w:spacing w:after="200"/>
-      </w:pPr>
-      <w:r>
-        <w:t xml:space="preserve">Hacer clic en </w:t>
-      </w:r>
-      <w:r>
-        <w:rPr>
-          <w:b/>
-          <w:bCs/>
+        <w:rPr>
+          <w:lang w:val="en-US"/>
+        </w:rPr>
+      </w:pPr>
+      <w:r>
+        <w:rPr>
+          <w:lang w:val="en-US"/>
+        </w:rPr>
+        <w:t xml:space="preserve">Hacer </w:t>
+      </w:r>
+      <w:proofErr w:type="spellStart"/>
+      <w:r>
+        <w:rPr>
+          <w:lang w:val="en-US"/>
+        </w:rPr>
+        <w:t>clic</w:t>
+      </w:r>
+      <w:proofErr w:type="spellEnd"/>
+      <w:r>
+        <w:rPr>
+          <w:lang w:val="en-US"/>
+        </w:rPr>
+        <w:t xml:space="preserve"> </w:t>
+      </w:r>
+      <w:proofErr w:type="spellStart"/>
+      <w:r>
+        <w:rPr>
+          <w:lang w:val="en-US"/>
+        </w:rPr>
+        <w:t>en</w:t>
+      </w:r>
+      <w:proofErr w:type="spellEnd"/>
+      <w:r>
+        <w:rPr>
+          <w:lang w:val="en-US"/>
+        </w:rPr>
+        <w:t xml:space="preserve"> </w:t>
+      </w:r>
+      <w:r>
+        <w:rPr>
+          <w:b/>
+          <w:bCs/>
+          <w:lang w:val="en-US"/>
         </w:rPr>
         <w:t>Try it out</w:t>
       </w:r>
       <w:r>
+        <w:rPr>
+          <w:lang w:val="en-US"/>
+        </w:rPr>
         <w:t>.</w:t>
       </w:r>
     </w:p>
@@ -2191,13 +3696,31 @@
       <w:r>
         <w:t xml:space="preserve">En el </w:t>
       </w:r>
-      <w:r>
-        <w:rPr>
-          <w:b/>
-          <w:bCs/>
-        </w:rPr>
-        <w:t>Request Body</w:t>
-      </w:r>
+      <w:proofErr w:type="spellStart"/>
+      <w:r>
+        <w:rPr>
+          <w:b/>
+          <w:bCs/>
+        </w:rPr>
+        <w:t>Request</w:t>
+      </w:r>
+      <w:proofErr w:type="spellEnd"/>
+      <w:r>
+        <w:rPr>
+          <w:b/>
+          <w:bCs/>
+        </w:rPr>
+        <w:t xml:space="preserve"> </w:t>
+      </w:r>
+      <w:proofErr w:type="spellStart"/>
+      <w:r>
+        <w:rPr>
+          <w:b/>
+          <w:bCs/>
+        </w:rPr>
+        <w:t>Body</w:t>
+      </w:r>
+      <w:proofErr w:type="spellEnd"/>
       <w:r>
         <w:t>, ingresar el identificador de la muestra:</w:t>
       </w:r>
@@ -2207,7 +3730,24 @@
         <w:spacing w:after="200"/>
       </w:pPr>
       <w:r>
-        <w:t>"MUESTRA-003"</w:t>
+        <w:t>"M-003"</w:t>
+      </w:r>
+      <w:r>
+        <w:t xml:space="preserve">. Si el </w:t>
+      </w:r>
+      <w:proofErr w:type="spellStart"/>
+      <w:r>
+        <w:t>tipomuestreo</w:t>
+      </w:r>
+      <w:proofErr w:type="spellEnd"/>
+      <w:r>
+        <w:t xml:space="preserve"> en el expediente</w:t>
+      </w:r>
+      <w:r>
+        <w:t xml:space="preserve"> no tiene el 100%, no </w:t>
+      </w:r>
+      <w:r>
+        <w:t>podrá agregar una muestra mas</w:t>
       </w:r>
     </w:p>
     <w:p>
@@ -2221,6 +3761,7 @@
       <w:r>
         <w:t xml:space="preserve">Presionar </w:t>
       </w:r>
+      <w:proofErr w:type="spellStart"/>
       <w:r>
         <w:rPr>
           <w:b/>
@@ -2228,6 +3769,7 @@
         </w:rPr>
         <w:t>Execute</w:t>
       </w:r>
+      <w:proofErr w:type="spellEnd"/>
       <w:r>
         <w:t>.</w:t>
       </w:r>
@@ -2275,7 +3817,7 @@
         <w:spacing w:after="200"/>
       </w:pPr>
       <w:r>
-        <w:t>"Muestra MUESTRA-003 agregada correctamente al expediente EXP-001"</w:t>
+        <w:t>"Muestra M03 agregada correctamente al expediente EXP-001"</w:t>
       </w:r>
     </w:p>
     <w:p>
@@ -2284,7 +3826,7 @@
       </w:pPr>
       <w:r>
         <w:pict w14:anchorId="78B84826">
-          <v:rect id="_x0000_i1545" style="width:0;height:1.5pt" o:hralign="center" o:hrstd="t" o:hr="t" fillcolor="#a0a0a0" stroked="f"/>
+          <v:rect id="_x0000_i1034" style="width:0;height:1.5pt" o:hralign="center" o:hrstd="t" o:hr="t" fillcolor="#a0a0a0" stroked="f"/>
         </w:pict>
       </w:r>
     </w:p>
@@ -2313,7 +3855,7 @@
         <w:spacing w:after="200"/>
       </w:pPr>
       <w:r>
-        <w:t>Intentar agregar la misma muestra (MUESTRA-003) nuevamente.</w:t>
+        <w:t>Intentar agregar la misma muestra (M03) nuevamente.</w:t>
       </w:r>
     </w:p>
     <w:p>
@@ -2349,7 +3891,7 @@
         <w:spacing w:after="200"/>
       </w:pPr>
       <w:r>
-        <w:t>"Error: La muestra MUESTRA-003 ya existe en el expediente EXP-001"</w:t>
+        <w:t>"Error: La muestra M03 ya existe en el expediente EXP-001"</w:t>
       </w:r>
     </w:p>
     <w:p>
@@ -2358,7 +3900,7 @@
       </w:pPr>
       <w:r>
         <w:pict w14:anchorId="50B4C3FA">
-          <v:rect id="_x0000_i1546" style="width:0;height:1.5pt" o:hralign="center" o:hrstd="t" o:hr="t" fillcolor="#a0a0a0" stroked="f"/>
+          <v:rect id="_x0000_i1035" style="width:0;height:1.5pt" o:hralign="center" o:hrstd="t" o:hr="t" fillcolor="#a0a0a0" stroked="f"/>
         </w:pict>
       </w:r>
     </w:p>
@@ -2393,7 +3935,6 @@
           <w:b/>
           <w:bCs/>
         </w:rPr>
-        <w:lastRenderedPageBreak/>
         <w:t>Paso 6 – Validar que las muestras originales se añadieron</w:t>
       </w:r>
     </w:p>
@@ -2406,6 +3947,7 @@
         <w:spacing w:after="200"/>
       </w:pPr>
       <w:r>
+        <w:lastRenderedPageBreak/>
         <w:t xml:space="preserve">Consultar nuevamente el expediente por </w:t>
       </w:r>
       <w:r>
@@ -2416,7 +3958,15 @@
         <w:t>ID</w:t>
       </w:r>
       <w:r>
-        <w:t xml:space="preserve"> (GET /ExpedientePruebas/{id}) para confirmar que las nuevas muestras se añadieron.</w:t>
+        <w:t xml:space="preserve"> (GET /</w:t>
+      </w:r>
+      <w:proofErr w:type="spellStart"/>
+      <w:r>
+        <w:t>ExpedientePruebas</w:t>
+      </w:r>
+      <w:proofErr w:type="spellEnd"/>
+      <w:r>
+        <w:t>/{id}) para confirmar que las nuevas muestras se añadieron.</w:t>
       </w:r>
     </w:p>
     <w:p>
@@ -2437,114 +3987,316 @@
     </w:p>
     <w:p>
       <w:pPr>
+        <w:spacing w:line="276" w:lineRule="auto"/>
+        <w:ind w:left="708"/>
+        <w:rPr>
+          <w:color w:val="002060"/>
+        </w:rPr>
+      </w:pPr>
+      <w:r>
+        <w:rPr>
+          <w:color w:val="002060"/>
+        </w:rPr>
+        <w:t>{</w:t>
+      </w:r>
+    </w:p>
+    <w:p>
+      <w:pPr>
+        <w:spacing w:line="276" w:lineRule="auto"/>
+        <w:ind w:left="708"/>
+      </w:pPr>
+      <w:r>
+        <w:t xml:space="preserve">  </w:t>
+      </w:r>
+      <w:r>
+        <w:rPr>
+          <w:color w:val="C00000"/>
+        </w:rPr>
+        <w:t>"id"</w:t>
+      </w:r>
+      <w:r>
+        <w:rPr>
+          <w:color w:val="002060"/>
+        </w:rPr>
+        <w:t xml:space="preserve">: </w:t>
+      </w:r>
+      <w:r>
+        <w:rPr>
+          <w:color w:val="92D050"/>
+        </w:rPr>
+        <w:t>"</w:t>
+      </w:r>
+      <w:r>
+        <w:rPr>
+          <w:color w:val="92D050"/>
+        </w:rPr>
+        <w:t>68b9fff028af4964e7d15441</w:t>
+      </w:r>
+      <w:r>
+        <w:rPr>
+          <w:color w:val="92D050"/>
+        </w:rPr>
+        <w:t>"</w:t>
+      </w:r>
+      <w:r>
+        <w:rPr>
+          <w:color w:val="002060"/>
+        </w:rPr>
+        <w:t>,</w:t>
+      </w:r>
+    </w:p>
+    <w:p>
+      <w:pPr>
+        <w:spacing w:line="276" w:lineRule="auto"/>
+        <w:ind w:left="708"/>
+      </w:pPr>
+      <w:r>
+        <w:t xml:space="preserve">  </w:t>
+      </w:r>
+      <w:r>
+        <w:rPr>
+          <w:color w:val="C00000"/>
+        </w:rPr>
+        <w:t>"</w:t>
+      </w:r>
+      <w:proofErr w:type="spellStart"/>
+      <w:r>
+        <w:rPr>
+          <w:color w:val="C00000"/>
+        </w:rPr>
+        <w:t>claveExpediente</w:t>
+      </w:r>
+      <w:proofErr w:type="spellEnd"/>
+      <w:r>
+        <w:rPr>
+          <w:color w:val="C00000"/>
+        </w:rPr>
+        <w:t>"</w:t>
+      </w:r>
+      <w:r>
+        <w:rPr>
+          <w:color w:val="002060"/>
+        </w:rPr>
+        <w:t>: "EXP-001",</w:t>
+      </w:r>
+    </w:p>
+    <w:p>
+      <w:pPr>
+        <w:spacing w:line="276" w:lineRule="auto"/>
+        <w:ind w:left="708"/>
+        <w:rPr>
+          <w:color w:val="002060"/>
+        </w:rPr>
+      </w:pPr>
+      <w:r>
+        <w:t xml:space="preserve">  </w:t>
+      </w:r>
+      <w:r>
+        <w:rPr>
+          <w:color w:val="C00000"/>
+        </w:rPr>
+        <w:t>"</w:t>
+      </w:r>
+      <w:proofErr w:type="spellStart"/>
+      <w:r>
+        <w:rPr>
+          <w:color w:val="C00000"/>
+        </w:rPr>
+        <w:t>muestrasExpediente</w:t>
+      </w:r>
+      <w:proofErr w:type="spellEnd"/>
+      <w:r>
+        <w:rPr>
+          <w:color w:val="C00000"/>
+        </w:rPr>
+        <w:t>"</w:t>
+      </w:r>
+      <w:r>
+        <w:rPr>
+          <w:color w:val="002060"/>
+        </w:rPr>
+        <w:t>: [</w:t>
+      </w:r>
+    </w:p>
+    <w:p>
+      <w:pPr>
+        <w:spacing w:line="276" w:lineRule="auto"/>
+        <w:ind w:left="708"/>
+        <w:rPr>
+          <w:color w:val="002060"/>
+        </w:rPr>
+      </w:pPr>
+      <w:r>
+        <w:rPr>
+          <w:color w:val="002060"/>
+        </w:rPr>
+        <w:t xml:space="preserve">    {</w:t>
+      </w:r>
+      <w:r>
+        <w:rPr>
+          <w:color w:val="C00000"/>
+        </w:rPr>
+        <w:t>"identificador"</w:t>
+      </w:r>
+      <w:r>
+        <w:rPr>
+          <w:color w:val="002060"/>
+        </w:rPr>
+        <w:t>: "M01",</w:t>
+      </w:r>
+      <w:r>
+        <w:t xml:space="preserve"> </w:t>
+      </w:r>
+      <w:r>
+        <w:rPr>
+          <w:color w:val="C00000"/>
+        </w:rPr>
+        <w:t>"estatus"</w:t>
+      </w:r>
+      <w:r>
+        <w:rPr>
+          <w:color w:val="002060"/>
+        </w:rPr>
+        <w:t>: "PENDIENTE_PRUEBAS"},</w:t>
+      </w:r>
+    </w:p>
+    <w:p>
+      <w:pPr>
+        <w:spacing w:line="276" w:lineRule="auto"/>
+        <w:ind w:left="708"/>
+      </w:pPr>
+      <w:r>
+        <w:rPr>
+          <w:color w:val="002060"/>
+        </w:rPr>
+        <w:t xml:space="preserve">    {</w:t>
+      </w:r>
+      <w:r>
+        <w:rPr>
+          <w:color w:val="C00000"/>
+        </w:rPr>
+        <w:t>"identificador"</w:t>
+      </w:r>
+      <w:r>
+        <w:rPr>
+          <w:color w:val="002060"/>
+        </w:rPr>
+        <w:t>: "M02",</w:t>
+      </w:r>
+      <w:r>
+        <w:t xml:space="preserve"> </w:t>
+      </w:r>
+      <w:r>
+        <w:rPr>
+          <w:color w:val="C00000"/>
+        </w:rPr>
+        <w:t>"estatus"</w:t>
+      </w:r>
+      <w:r>
+        <w:rPr>
+          <w:color w:val="002060"/>
+        </w:rPr>
+        <w:t>: "PENDIENTE_PRUEBAS"},</w:t>
+      </w:r>
+    </w:p>
+    <w:p>
+      <w:pPr>
+        <w:spacing w:line="276" w:lineRule="auto"/>
+        <w:ind w:left="708"/>
+        <w:rPr>
+          <w:color w:val="002060"/>
+        </w:rPr>
+      </w:pPr>
+      <w:r>
+        <w:t xml:space="preserve">    </w:t>
+      </w:r>
+      <w:r>
+        <w:rPr>
+          <w:color w:val="002060"/>
+        </w:rPr>
+        <w:t>{</w:t>
+      </w:r>
+      <w:r>
+        <w:rPr>
+          <w:color w:val="C00000"/>
+        </w:rPr>
+        <w:t>"identificador"</w:t>
+      </w:r>
+      <w:r>
+        <w:rPr>
+          <w:color w:val="002060"/>
+        </w:rPr>
+        <w:t xml:space="preserve">: "M03", </w:t>
+      </w:r>
+      <w:r>
+        <w:rPr>
+          <w:color w:val="C00000"/>
+        </w:rPr>
+        <w:t>"estatus"</w:t>
+      </w:r>
+      <w:r>
+        <w:rPr>
+          <w:color w:val="002060"/>
+        </w:rPr>
+        <w:t>: "PENDIENTE_PRUEBAS"}</w:t>
+      </w:r>
+    </w:p>
+    <w:p>
+      <w:pPr>
+        <w:spacing w:line="276" w:lineRule="auto"/>
+        <w:ind w:left="708"/>
+        <w:rPr>
+          <w:color w:val="002060"/>
+        </w:rPr>
+      </w:pPr>
+      <w:r>
+        <w:rPr>
+          <w:color w:val="002060"/>
+        </w:rPr>
+        <w:t xml:space="preserve">  ]</w:t>
+      </w:r>
+    </w:p>
+    <w:p>
+      <w:pPr>
+        <w:spacing w:line="276" w:lineRule="auto"/>
+        <w:ind w:left="708"/>
+      </w:pPr>
+      <w:r>
+        <w:rPr>
+          <w:color w:val="002060"/>
+        </w:rPr>
+        <w:t>}</w:t>
+      </w:r>
+    </w:p>
+    <w:p>
+      <w:pPr>
         <w:spacing w:after="200"/>
-        <w:ind w:left="708"/>
-      </w:pPr>
-      <w:r>
-        <w:t>{</w:t>
+      </w:pPr>
+      <w:r>
+        <w:pict w14:anchorId="41CF367F">
+          <v:rect id="_x0000_i1036" style="width:0;height:1.5pt" o:hralign="center" o:hrstd="t" o:hr="t" fillcolor="#a0a0a0" stroked="f"/>
+        </w:pict>
       </w:r>
     </w:p>
     <w:p>
       <w:pPr>
         <w:spacing w:after="200"/>
-        <w:ind w:left="708"/>
-      </w:pPr>
-      <w:r>
-        <w:t xml:space="preserve">  "id": "EXP-001",</w:t>
+        <w:rPr>
+          <w:b/>
+          <w:bCs/>
+        </w:rPr>
+      </w:pPr>
+      <w:r>
+        <w:rPr>
+          <w:b/>
+          <w:bCs/>
+        </w:rPr>
+        <w:t>Paso 7 – Eliminar una muestra específica</w:t>
       </w:r>
     </w:p>
     <w:p>
       <w:pPr>
         <w:spacing w:after="200"/>
-        <w:ind w:left="708"/>
-      </w:pPr>
-      <w:r>
-        <w:t xml:space="preserve">  "claveExpediente": "EXP-001",</w:t>
-      </w:r>
-    </w:p>
-    <w:p>
-      <w:pPr>
-        <w:spacing w:after="200"/>
-        <w:ind w:left="708"/>
-      </w:pPr>
-      <w:r>
-        <w:t xml:space="preserve">  "muestrasExpediente": [</w:t>
-      </w:r>
-    </w:p>
-    <w:p>
-      <w:pPr>
-        <w:spacing w:after="200"/>
-        <w:ind w:left="708"/>
-      </w:pPr>
-      <w:r>
-        <w:t xml:space="preserve">    { "identificador": "MUESTRA-001", "estatus": "PENDIENTE_PRUEBAS" },</w:t>
-      </w:r>
-    </w:p>
-    <w:p>
-      <w:pPr>
-        <w:spacing w:after="200"/>
-        <w:ind w:left="708"/>
-      </w:pPr>
-      <w:r>
-        <w:t xml:space="preserve">    { "identificador": "MUESTRA-002", "estatus": "PENDIENTE_PRUEBAS" },</w:t>
-      </w:r>
-    </w:p>
-    <w:p>
-      <w:pPr>
-        <w:spacing w:after="200"/>
-        <w:ind w:left="708"/>
-      </w:pPr>
-      <w:r>
-        <w:t xml:space="preserve">    { "identificador": "MUESTRA-003", "estatus": "PENDIENTE_PRUEBAS" }</w:t>
-      </w:r>
-    </w:p>
-    <w:p>
-      <w:pPr>
-        <w:spacing w:after="200"/>
-        <w:ind w:left="708"/>
-      </w:pPr>
-      <w:r>
-        <w:t xml:space="preserve">  ]</w:t>
-      </w:r>
-    </w:p>
-    <w:p>
-      <w:pPr>
-        <w:spacing w:after="200"/>
-        <w:ind w:left="708"/>
-      </w:pPr>
-      <w:r>
-        <w:t>}</w:t>
-      </w:r>
-    </w:p>
-    <w:p>
-      <w:pPr>
-        <w:spacing w:after="200"/>
-      </w:pPr>
-      <w:r>
-        <w:pict w14:anchorId="41CF367F">
-          <v:rect id="_x0000_i1547" style="width:0;height:1.5pt" o:hralign="center" o:hrstd="t" o:hr="t" fillcolor="#a0a0a0" stroked="f"/>
-        </w:pict>
-      </w:r>
-    </w:p>
-    <w:p>
-      <w:pPr>
-        <w:spacing w:after="200"/>
-        <w:rPr>
-          <w:b/>
-          <w:bCs/>
-        </w:rPr>
-      </w:pPr>
-      <w:r>
-        <w:rPr>
-          <w:b/>
-          <w:bCs/>
-        </w:rPr>
-        <w:t>Paso 7 – Eliminar una muestra específica</w:t>
-      </w:r>
-    </w:p>
-    <w:p>
-      <w:pPr>
-        <w:spacing w:after="200"/>
       </w:pPr>
       <w:r>
         <w:rPr>
@@ -2555,12 +4307,21 @@
       <w:r>
         <w:t xml:space="preserve"> </w:t>
       </w:r>
-      <w:r>
-        <w:rPr>
-          <w:b/>
-          <w:bCs/>
-        </w:rPr>
-        <w:t>Endpoint:</w:t>
+      <w:proofErr w:type="spellStart"/>
+      <w:r>
+        <w:rPr>
+          <w:b/>
+          <w:bCs/>
+        </w:rPr>
+        <w:t>Endpoint</w:t>
+      </w:r>
+      <w:proofErr w:type="spellEnd"/>
+      <w:r>
+        <w:rPr>
+          <w:b/>
+          <w:bCs/>
+        </w:rPr>
+        <w:t>:</w:t>
       </w:r>
     </w:p>
     <w:p>
@@ -2600,7 +4361,23 @@
           <w:b/>
           <w:bCs/>
         </w:rPr>
-        <w:t>Expediente (path):</w:t>
+        <w:t>Expediente (</w:t>
+      </w:r>
+      <w:proofErr w:type="spellStart"/>
+      <w:r>
+        <w:rPr>
+          <w:b/>
+          <w:bCs/>
+        </w:rPr>
+        <w:t>path</w:t>
+      </w:r>
+      <w:proofErr w:type="spellEnd"/>
+      <w:r>
+        <w:rPr>
+          <w:b/>
+          <w:bCs/>
+        </w:rPr>
+        <w:t>):</w:t>
       </w:r>
       <w:r>
         <w:t xml:space="preserve"> Clave del expediente (ejemplo: EXP-001).</w:t>
@@ -2619,10 +4396,26 @@
           <w:b/>
           <w:bCs/>
         </w:rPr>
-        <w:t>muestra (path):</w:t>
-      </w:r>
-      <w:r>
-        <w:t xml:space="preserve"> Identificador de la muestra a eliminar (ejemplo: MUESTRA-002).</w:t>
+        <w:t>muestra (</w:t>
+      </w:r>
+      <w:proofErr w:type="spellStart"/>
+      <w:r>
+        <w:rPr>
+          <w:b/>
+          <w:bCs/>
+        </w:rPr>
+        <w:t>path</w:t>
+      </w:r>
+      <w:proofErr w:type="spellEnd"/>
+      <w:r>
+        <w:rPr>
+          <w:b/>
+          <w:bCs/>
+        </w:rPr>
+        <w:t>):</w:t>
+      </w:r>
+      <w:r>
+        <w:t xml:space="preserve"> Identificador de la muestra a eliminar (ejemplo: M02).</w:t>
       </w:r>
     </w:p>
     <w:p>
@@ -2638,8 +4431,17 @@
           <w:b/>
           <w:bCs/>
         </w:rPr>
-        <w:t>Pasos en Swagger</w:t>
-      </w:r>
+        <w:t xml:space="preserve">Pasos en </w:t>
+      </w:r>
+      <w:proofErr w:type="spellStart"/>
+      <w:r>
+        <w:rPr>
+          <w:b/>
+          <w:bCs/>
+        </w:rPr>
+        <w:t>Swagger</w:t>
+      </w:r>
+      <w:proofErr w:type="spellEnd"/>
     </w:p>
     <w:p>
       <w:pPr>
@@ -2650,8 +4452,17 @@
         <w:spacing w:after="200"/>
       </w:pPr>
       <w:r>
-        <w:t xml:space="preserve">Expandir el endpoint </w:t>
-      </w:r>
+        <w:t xml:space="preserve">Expandir el </w:t>
+      </w:r>
+      <w:proofErr w:type="spellStart"/>
+      <w:r>
+        <w:t>endpoint</w:t>
+      </w:r>
+      <w:proofErr w:type="spellEnd"/>
+      <w:r>
+        <w:t xml:space="preserve"> </w:t>
+      </w:r>
+      <w:proofErr w:type="spellStart"/>
       <w:r>
         <w:rPr>
           <w:b/>
@@ -2659,6 +4470,7 @@
         </w:rPr>
         <w:t>QuitarMuestraExpediente</w:t>
       </w:r>
+      <w:proofErr w:type="spellEnd"/>
       <w:r>
         <w:t>.</w:t>
       </w:r>
@@ -2670,18 +4482,56 @@
           <w:numId w:val="42"/>
         </w:numPr>
         <w:spacing w:after="200"/>
-      </w:pPr>
-      <w:r>
-        <w:t xml:space="preserve">Hacer clic en </w:t>
-      </w:r>
-      <w:r>
-        <w:rPr>
-          <w:b/>
-          <w:bCs/>
+        <w:rPr>
+          <w:lang w:val="en-US"/>
+        </w:rPr>
+      </w:pPr>
+      <w:r>
+        <w:rPr>
+          <w:lang w:val="en-US"/>
+        </w:rPr>
+        <w:t xml:space="preserve">Hacer </w:t>
+      </w:r>
+      <w:proofErr w:type="spellStart"/>
+      <w:r>
+        <w:rPr>
+          <w:lang w:val="en-US"/>
+        </w:rPr>
+        <w:t>clic</w:t>
+      </w:r>
+      <w:proofErr w:type="spellEnd"/>
+      <w:r>
+        <w:rPr>
+          <w:lang w:val="en-US"/>
+        </w:rPr>
+        <w:t xml:space="preserve"> </w:t>
+      </w:r>
+      <w:proofErr w:type="spellStart"/>
+      <w:r>
+        <w:rPr>
+          <w:lang w:val="en-US"/>
+        </w:rPr>
+        <w:t>en</w:t>
+      </w:r>
+      <w:proofErr w:type="spellEnd"/>
+      <w:r>
+        <w:rPr>
+          <w:lang w:val="en-US"/>
+        </w:rPr>
+        <w:t xml:space="preserve"> </w:t>
+      </w:r>
+      <w:r>
+        <w:rPr>
+          <w:b/>
+          <w:bCs/>
+          <w:lang w:val="en-US"/>
         </w:rPr>
         <w:t>Try it out</w:t>
       </w:r>
       <w:r>
+        <w:rPr>
+          <w:lang w:val="en-US"/>
+        </w:rPr>
         <w:t>.</w:t>
       </w:r>
     </w:p>
@@ -2729,11 +4579,10 @@
           <w:b/>
           <w:bCs/>
         </w:rPr>
-        <w:lastRenderedPageBreak/>
         <w:t>muestra:</w:t>
       </w:r>
       <w:r>
-        <w:t xml:space="preserve"> MUESTRA-002</w:t>
+        <w:t xml:space="preserve"> M02</w:t>
       </w:r>
     </w:p>
     <w:p>
@@ -2747,6 +4596,7 @@
       <w:r>
         <w:t xml:space="preserve">Presionar </w:t>
       </w:r>
+      <w:proofErr w:type="spellStart"/>
       <w:r>
         <w:rPr>
           <w:b/>
@@ -2754,6 +4604,7 @@
         </w:rPr>
         <w:t>Execute</w:t>
       </w:r>
+      <w:proofErr w:type="spellEnd"/>
       <w:r>
         <w:t>.</w:t>
       </w:r>
@@ -2801,7 +4652,8 @@
         <w:spacing w:after="200"/>
       </w:pPr>
       <w:r>
-        <w:t>"Muestra MUESTRA-002 eliminada correctamente del expediente EXP-001"</w:t>
+        <w:lastRenderedPageBreak/>
+        <w:t>"Muestra M-002 eliminada correctamente del expediente EXP-001"</w:t>
       </w:r>
     </w:p>
     <w:p>
@@ -2810,7 +4662,7 @@
       </w:pPr>
       <w:r>
         <w:pict w14:anchorId="456A7676">
-          <v:rect id="_x0000_i1548" style="width:0;height:1.5pt" o:hralign="center" o:hrstd="t" o:hr="t" fillcolor="#a0a0a0" stroked="f"/>
+          <v:rect id="_x0000_i1037" style="width:0;height:1.5pt" o:hralign="center" o:hrstd="t" o:hr="t" fillcolor="#a0a0a0" stroked="f"/>
         </w:pict>
       </w:r>
     </w:p>
@@ -2849,7 +4701,15 @@
         <w:t>ID</w:t>
       </w:r>
       <w:r>
-        <w:t xml:space="preserve"> (GET /ExpedientePruebas/{id}) para confirmar que la muestra fue eliminada.</w:t>
+        <w:t xml:space="preserve"> (GET /</w:t>
+      </w:r>
+      <w:proofErr w:type="spellStart"/>
+      <w:r>
+        <w:t>ExpedientePruebas</w:t>
+      </w:r>
+      <w:proofErr w:type="spellEnd"/>
+      <w:r>
+        <w:t>/{id}) para confirmar que la muestra fue eliminada.</w:t>
       </w:r>
     </w:p>
     <w:p>
@@ -2870,80 +4730,264 @@
     </w:p>
     <w:p>
       <w:pPr>
-        <w:spacing w:after="200"/>
+        <w:spacing w:line="276" w:lineRule="auto"/>
         <w:ind w:left="708"/>
-      </w:pPr>
-      <w:r>
+        <w:rPr>
+          <w:color w:val="002060"/>
+        </w:rPr>
+      </w:pPr>
+      <w:r>
+        <w:rPr>
+          <w:color w:val="002060"/>
+        </w:rPr>
         <w:t>{</w:t>
       </w:r>
     </w:p>
     <w:p>
       <w:pPr>
-        <w:spacing w:after="200"/>
+        <w:spacing w:line="276" w:lineRule="auto"/>
         <w:ind w:left="708"/>
-      </w:pPr>
-      <w:r>
-        <w:t xml:space="preserve">  "id": "EXP-001",</w:t>
-      </w:r>
-    </w:p>
-    <w:p>
-      <w:pPr>
-        <w:spacing w:after="200"/>
+        <w:rPr>
+          <w:color w:val="002060"/>
+        </w:rPr>
+      </w:pPr>
+      <w:r>
+        <w:rPr>
+          <w:color w:val="002060"/>
+        </w:rPr>
+        <w:t xml:space="preserve">  </w:t>
+      </w:r>
+      <w:r>
+        <w:rPr>
+          <w:color w:val="C00000"/>
+        </w:rPr>
+        <w:t>"id"</w:t>
+      </w:r>
+      <w:r>
+        <w:rPr>
+          <w:color w:val="002060"/>
+        </w:rPr>
+        <w:t xml:space="preserve">: </w:t>
+      </w:r>
+      <w:r>
+        <w:rPr>
+          <w:color w:val="92D050"/>
+        </w:rPr>
+        <w:t>"</w:t>
+      </w:r>
+      <w:r>
+        <w:rPr>
+          <w:color w:val="92D050"/>
+        </w:rPr>
+        <w:t>68b9fff028af4964e7d15441</w:t>
+      </w:r>
+      <w:r>
+        <w:rPr>
+          <w:color w:val="92D050"/>
+        </w:rPr>
+        <w:t>"</w:t>
+      </w:r>
+      <w:r>
+        <w:rPr>
+          <w:color w:val="002060"/>
+        </w:rPr>
+        <w:t>,</w:t>
+      </w:r>
+    </w:p>
+    <w:p>
+      <w:pPr>
+        <w:spacing w:line="276" w:lineRule="auto"/>
         <w:ind w:left="708"/>
-      </w:pPr>
-      <w:r>
-        <w:t xml:space="preserve">  "claveExpediente": "EXP-001",</w:t>
-      </w:r>
-    </w:p>
-    <w:p>
-      <w:pPr>
-        <w:spacing w:after="200"/>
+        <w:rPr>
+          <w:color w:val="002060"/>
+        </w:rPr>
+      </w:pPr>
+      <w:r>
+        <w:rPr>
+          <w:color w:val="002060"/>
+        </w:rPr>
+        <w:t xml:space="preserve">  </w:t>
+      </w:r>
+      <w:r>
+        <w:rPr>
+          <w:color w:val="C00000"/>
+        </w:rPr>
+        <w:t>"</w:t>
+      </w:r>
+      <w:proofErr w:type="spellStart"/>
+      <w:r>
+        <w:rPr>
+          <w:color w:val="C00000"/>
+        </w:rPr>
+        <w:t>claveExpediente</w:t>
+      </w:r>
+      <w:proofErr w:type="spellEnd"/>
+      <w:r>
+        <w:rPr>
+          <w:color w:val="C00000"/>
+        </w:rPr>
+        <w:t>"</w:t>
+      </w:r>
+      <w:r>
+        <w:rPr>
+          <w:color w:val="002060"/>
+        </w:rPr>
+        <w:t>: "EXP-001",</w:t>
+      </w:r>
+    </w:p>
+    <w:p>
+      <w:pPr>
+        <w:spacing w:line="276" w:lineRule="auto"/>
         <w:ind w:left="708"/>
-      </w:pPr>
-      <w:r>
-        <w:t xml:space="preserve">  "muestrasExpediente": [</w:t>
-      </w:r>
-    </w:p>
-    <w:p>
-      <w:pPr>
-        <w:spacing w:after="200"/>
+        <w:rPr>
+          <w:color w:val="002060"/>
+        </w:rPr>
+      </w:pPr>
+      <w:r>
+        <w:rPr>
+          <w:color w:val="002060"/>
+        </w:rPr>
+        <w:t xml:space="preserve">  </w:t>
+      </w:r>
+      <w:r>
+        <w:rPr>
+          <w:color w:val="C00000"/>
+        </w:rPr>
+        <w:t>"</w:t>
+      </w:r>
+      <w:proofErr w:type="spellStart"/>
+      <w:r>
+        <w:rPr>
+          <w:color w:val="C00000"/>
+        </w:rPr>
+        <w:t>muestrasExpediente</w:t>
+      </w:r>
+      <w:proofErr w:type="spellEnd"/>
+      <w:r>
+        <w:rPr>
+          <w:color w:val="C00000"/>
+        </w:rPr>
+        <w:t>"</w:t>
+      </w:r>
+      <w:r>
+        <w:rPr>
+          <w:color w:val="002060"/>
+        </w:rPr>
+        <w:t>: [</w:t>
+      </w:r>
+    </w:p>
+    <w:p>
+      <w:pPr>
+        <w:spacing w:line="276" w:lineRule="auto"/>
         <w:ind w:left="708"/>
-      </w:pPr>
-      <w:r>
-        <w:t xml:space="preserve">    { "identificador": "MUESTRA-001", "estatus": "PENDIENTE_PRUEBAS" },</w:t>
-      </w:r>
-    </w:p>
-    <w:p>
-      <w:pPr>
-        <w:spacing w:after="200"/>
+        <w:rPr>
+          <w:color w:val="002060"/>
+        </w:rPr>
+      </w:pPr>
+      <w:r>
+        <w:rPr>
+          <w:color w:val="002060"/>
+        </w:rPr>
+        <w:t xml:space="preserve">    {</w:t>
+      </w:r>
+      <w:r>
+        <w:rPr>
+          <w:color w:val="C00000"/>
+        </w:rPr>
+        <w:t>"identificador"</w:t>
+      </w:r>
+      <w:r>
+        <w:rPr>
+          <w:color w:val="002060"/>
+        </w:rPr>
+        <w:t xml:space="preserve">: "M01", </w:t>
+      </w:r>
+      <w:r>
+        <w:rPr>
+          <w:color w:val="C00000"/>
+        </w:rPr>
+        <w:t>"estatus"</w:t>
+      </w:r>
+      <w:r>
+        <w:rPr>
+          <w:color w:val="002060"/>
+        </w:rPr>
+        <w:t>: "PENDIENTE_PRUEBAS"},</w:t>
+      </w:r>
+    </w:p>
+    <w:p>
+      <w:pPr>
+        <w:spacing w:line="276" w:lineRule="auto"/>
         <w:ind w:left="708"/>
-      </w:pPr>
-      <w:r>
-        <w:t xml:space="preserve">    { "identificador": "MUESTRA-003", "estatus": "PENDIENTE_PRUEBAS" }</w:t>
-      </w:r>
-    </w:p>
-    <w:p>
-      <w:pPr>
-        <w:spacing w:after="200"/>
+        <w:rPr>
+          <w:color w:val="002060"/>
+        </w:rPr>
+      </w:pPr>
+      <w:r>
+        <w:rPr>
+          <w:color w:val="002060"/>
+        </w:rPr>
+        <w:t xml:space="preserve">    {</w:t>
+      </w:r>
+      <w:r>
+        <w:rPr>
+          <w:color w:val="C00000"/>
+        </w:rPr>
+        <w:t>"identificador"</w:t>
+      </w:r>
+      <w:r>
+        <w:rPr>
+          <w:color w:val="002060"/>
+        </w:rPr>
+        <w:t>: "M03",</w:t>
+      </w:r>
+      <w:r>
+        <w:rPr>
+          <w:color w:val="C00000"/>
+        </w:rPr>
+        <w:t xml:space="preserve"> "estatus"</w:t>
+      </w:r>
+      <w:r>
+        <w:rPr>
+          <w:color w:val="002060"/>
+        </w:rPr>
+        <w:t>: "PENDIENTE_PRUEBAS"}</w:t>
+      </w:r>
+    </w:p>
+    <w:p>
+      <w:pPr>
+        <w:spacing w:line="276" w:lineRule="auto"/>
         <w:ind w:left="708"/>
-      </w:pPr>
-      <w:r>
+        <w:rPr>
+          <w:color w:val="002060"/>
+        </w:rPr>
+      </w:pPr>
+      <w:r>
+        <w:rPr>
+          <w:color w:val="002060"/>
+        </w:rPr>
         <w:t xml:space="preserve">  ]</w:t>
       </w:r>
     </w:p>
     <w:p>
       <w:pPr>
-        <w:spacing w:after="200"/>
+        <w:spacing w:line="276" w:lineRule="auto"/>
         <w:ind w:left="708"/>
-      </w:pPr>
-      <w:r>
+        <w:rPr>
+          <w:color w:val="002060"/>
+        </w:rPr>
+      </w:pPr>
+      <w:r>
+        <w:rPr>
+          <w:color w:val="002060"/>
+        </w:rPr>
         <w:t>}</w:t>
       </w:r>
     </w:p>
     <w:p>
       <w:r>
         <w:pict w14:anchorId="48D486B8">
-          <v:rect id="_x0000_i1525" style="width:0;height:1.5pt" o:hralign="center" o:hrstd="t" o:hr="t"/>
+          <v:rect id="_x0000_i1038" style="width:0;height:1.5pt" o:hralign="center" o:hrstd="t" o:hr="t"/>
         </w:pict>
       </w:r>
     </w:p>
@@ -2986,14 +5030,21 @@
           <w:ilvl w:val="0"/>
           <w:numId w:val="3"/>
         </w:numPr>
+        <w:rPr>
+          <w:lang w:val="es-MX"/>
+        </w:rPr>
       </w:pPr>
       <w:r>
         <w:rPr>
           <w:rStyle w:val="VerbatimChar"/>
+          <w:lang w:val="es-MX"/>
         </w:rPr>
         <w:t>200 OK</w:t>
       </w:r>
       <w:r>
+        <w:rPr>
+          <w:lang w:val="es-MX"/>
+        </w:rPr>
         <w:t>: operación exitosa. Puede devolver objeto o confirmación.</w:t>
       </w:r>
     </w:p>
@@ -3004,14 +5055,46 @@
           <w:ilvl w:val="0"/>
           <w:numId w:val="3"/>
         </w:numPr>
+        <w:rPr>
+          <w:lang w:val="es-MX"/>
+        </w:rPr>
       </w:pPr>
       <w:r>
         <w:rPr>
           <w:rStyle w:val="VerbatimChar"/>
-        </w:rPr>
-        <w:t>400 Bad Request</w:t>
-      </w:r>
-      <w:r>
+          <w:lang w:val="es-MX"/>
+        </w:rPr>
+        <w:t xml:space="preserve">400 </w:t>
+      </w:r>
+      <w:proofErr w:type="spellStart"/>
+      <w:r>
+        <w:rPr>
+          <w:rStyle w:val="VerbatimChar"/>
+          <w:lang w:val="es-MX"/>
+        </w:rPr>
+        <w:t>Bad</w:t>
+      </w:r>
+      <w:proofErr w:type="spellEnd"/>
+      <w:r>
+        <w:rPr>
+          <w:rStyle w:val="VerbatimChar"/>
+          <w:lang w:val="es-MX"/>
+        </w:rPr>
+        <w:t xml:space="preserve"> </w:t>
+      </w:r>
+      <w:proofErr w:type="spellStart"/>
+      <w:r>
+        <w:rPr>
+          <w:rStyle w:val="VerbatimChar"/>
+          <w:lang w:val="es-MX"/>
+        </w:rPr>
+        <w:t>Request</w:t>
+      </w:r>
+      <w:proofErr w:type="spellEnd"/>
+      <w:r>
+        <w:rPr>
+          <w:lang w:val="es-MX"/>
+        </w:rPr>
         <w:t>: error de validación (JSON, tipos de datos, campos requeridos).</w:t>
       </w:r>
     </w:p>
@@ -3030,7 +5113,31 @@
         <w:t>401 Unauthorized</w:t>
       </w:r>
       <w:r>
-        <w:t>: falta token o token inválido/expirado.</w:t>
+        <w:t xml:space="preserve">: </w:t>
+      </w:r>
+      <w:proofErr w:type="spellStart"/>
+      <w:r>
+        <w:t>falta</w:t>
+      </w:r>
+      <w:proofErr w:type="spellEnd"/>
+      <w:r>
+        <w:t xml:space="preserve"> token o token </w:t>
+      </w:r>
+      <w:proofErr w:type="spellStart"/>
+      <w:r>
+        <w:t>inválido</w:t>
+      </w:r>
+      <w:proofErr w:type="spellEnd"/>
+      <w:r>
+        <w:t>/</w:t>
+      </w:r>
+      <w:proofErr w:type="spellStart"/>
+      <w:r>
+        <w:t>expirado</w:t>
+      </w:r>
+      <w:proofErr w:type="spellEnd"/>
+      <w:r>
+        <w:t>.</w:t>
       </w:r>
     </w:p>
     <w:p>
@@ -3040,14 +5147,30 @@
           <w:ilvl w:val="0"/>
           <w:numId w:val="3"/>
         </w:numPr>
+        <w:rPr>
+          <w:lang w:val="es-MX"/>
+        </w:rPr>
       </w:pPr>
       <w:r>
         <w:rPr>
           <w:rStyle w:val="VerbatimChar"/>
-        </w:rPr>
-        <w:t>403 Forbidden</w:t>
-      </w:r>
-      <w:r>
+          <w:lang w:val="es-MX"/>
+        </w:rPr>
+        <w:t xml:space="preserve">403 </w:t>
+      </w:r>
+      <w:proofErr w:type="spellStart"/>
+      <w:r>
+        <w:rPr>
+          <w:rStyle w:val="VerbatimChar"/>
+          <w:lang w:val="es-MX"/>
+        </w:rPr>
+        <w:t>Forbidden</w:t>
+      </w:r>
+      <w:proofErr w:type="spellEnd"/>
+      <w:r>
+        <w:rPr>
+          <w:lang w:val="es-MX"/>
+        </w:rPr>
         <w:t>: el usuario no tiene permisos (si aplica control de roles).</w:t>
       </w:r>
     </w:p>
@@ -3058,23 +5181,59 @@
           <w:ilvl w:val="0"/>
           <w:numId w:val="3"/>
         </w:numPr>
+        <w:rPr>
+          <w:lang w:val="es-MX"/>
+        </w:rPr>
       </w:pPr>
       <w:r>
         <w:rPr>
           <w:rStyle w:val="VerbatimChar"/>
-        </w:rPr>
-        <w:t>404 Not Found</w:t>
-      </w:r>
-      <w:r>
+          <w:lang w:val="es-MX"/>
+        </w:rPr>
+        <w:t xml:space="preserve">404 </w:t>
+      </w:r>
+      <w:proofErr w:type="spellStart"/>
+      <w:r>
+        <w:rPr>
+          <w:rStyle w:val="VerbatimChar"/>
+          <w:lang w:val="es-MX"/>
+        </w:rPr>
+        <w:t>Not</w:t>
+      </w:r>
+      <w:proofErr w:type="spellEnd"/>
+      <w:r>
+        <w:rPr>
+          <w:rStyle w:val="VerbatimChar"/>
+          <w:lang w:val="es-MX"/>
+        </w:rPr>
+        <w:t xml:space="preserve"> </w:t>
+      </w:r>
+      <w:proofErr w:type="spellStart"/>
+      <w:r>
+        <w:rPr>
+          <w:rStyle w:val="VerbatimChar"/>
+          <w:lang w:val="es-MX"/>
+        </w:rPr>
+        <w:t>Found</w:t>
+      </w:r>
+      <w:proofErr w:type="spellEnd"/>
+      <w:r>
+        <w:rPr>
+          <w:lang w:val="es-MX"/>
+        </w:rPr>
         <w:t xml:space="preserve">: el </w:t>
       </w:r>
       <w:r>
         <w:rPr>
           <w:rStyle w:val="VerbatimChar"/>
+          <w:lang w:val="es-MX"/>
         </w:rPr>
         <w:t>id</w:t>
       </w:r>
       <w:r>
+        <w:rPr>
+          <w:lang w:val="es-MX"/>
+        </w:rPr>
         <w:t xml:space="preserve"> no existe (en PUT/operaciones por id).</w:t>
       </w:r>
     </w:p>
@@ -3093,7 +5252,39 @@
         <w:t>409 Conflict</w:t>
       </w:r>
       <w:r>
-        <w:t>: duplicidad (código/clave única existente).</w:t>
+        <w:t xml:space="preserve">: </w:t>
+      </w:r>
+      <w:proofErr w:type="spellStart"/>
+      <w:r>
+        <w:t>duplicidad</w:t>
+      </w:r>
+      <w:proofErr w:type="spellEnd"/>
+      <w:r>
+        <w:t xml:space="preserve"> (</w:t>
+      </w:r>
+      <w:proofErr w:type="spellStart"/>
+      <w:r>
+        <w:t>código</w:t>
+      </w:r>
+      <w:proofErr w:type="spellEnd"/>
+      <w:r>
+        <w:t xml:space="preserve">/clave </w:t>
+      </w:r>
+      <w:proofErr w:type="spellStart"/>
+      <w:r>
+        <w:t>única</w:t>
+      </w:r>
+      <w:proofErr w:type="spellEnd"/>
+      <w:r>
+        <w:t xml:space="preserve"> </w:t>
+      </w:r>
+      <w:proofErr w:type="spellStart"/>
+      <w:r>
+        <w:t>existente</w:t>
+      </w:r>
+      <w:proofErr w:type="spellEnd"/>
+      <w:r>
+        <w:t>).</w:t>
       </w:r>
     </w:p>
     <w:p>
@@ -3111,13 +5302,45 @@
         <w:t>500 Internal Server Error</w:t>
       </w:r>
       <w:r>
-        <w:t>: error inesperado del servidor (reintentar o reportar).</w:t>
+        <w:t xml:space="preserve">: error </w:t>
+      </w:r>
+      <w:proofErr w:type="spellStart"/>
+      <w:r>
+        <w:t>inesperado</w:t>
+      </w:r>
+      <w:proofErr w:type="spellEnd"/>
+      <w:r>
+        <w:t xml:space="preserve"> del </w:t>
+      </w:r>
+      <w:proofErr w:type="spellStart"/>
+      <w:r>
+        <w:t>servidor</w:t>
+      </w:r>
+      <w:proofErr w:type="spellEnd"/>
+      <w:r>
+        <w:t xml:space="preserve"> (</w:t>
+      </w:r>
+      <w:proofErr w:type="spellStart"/>
+      <w:r>
+        <w:t>reintentar</w:t>
+      </w:r>
+      <w:proofErr w:type="spellEnd"/>
+      <w:r>
+        <w:t xml:space="preserve"> o </w:t>
+      </w:r>
+      <w:proofErr w:type="spellStart"/>
+      <w:r>
+        <w:t>reportar</w:t>
+      </w:r>
+      <w:proofErr w:type="spellEnd"/>
+      <w:r>
+        <w:t>).</w:t>
       </w:r>
     </w:p>
     <w:p>
       <w:r>
         <w:pict w14:anchorId="1C412147">
-          <v:rect id="_x0000_i1526" style="width:0;height:1.5pt" o:hralign="center" o:hrstd="t" o:hr="t"/>
+          <v:rect id="_x0000_i1039" style="width:0;height:1.5pt" o:hralign="center" o:hrstd="t" o:hr="t"/>
         </w:pict>
       </w:r>
     </w:p>
@@ -3125,9 +5348,8 @@
       <w:bookmarkStart w:id="12" w:name="checklist-de-evidencia"/>
       <w:bookmarkEnd w:id="11"/>
       <w:r>
-        <w:lastRenderedPageBreak/>
         <w:pict w14:anchorId="516B19A7">
-          <v:rect id="_x0000_i1528" style="width:0;height:1.5pt" o:hralign="center" o:hrstd="t" o:hr="t"/>
+          <v:rect id="_x0000_i1040" style="width:0;height:1.5pt" o:hralign="center" o:hrstd="t" o:hr="t"/>
         </w:pict>
       </w:r>
     </w:p>
@@ -3178,16 +5400,61 @@
           <w:ilvl w:val="0"/>
           <w:numId w:val="3"/>
         </w:numPr>
-      </w:pPr>
-      <w:r>
-        <w:rPr>
-          <w:b/>
-          <w:bCs/>
-        </w:rPr>
-        <w:t>No aparece el botón Authorize</w:t>
-      </w:r>
-      <w:r>
-        <w:t>: refresca Swagger o verifica que el API haya publicado el esquema de seguridad (Bearer). Si tu entorno usa otro esquema, consúltalo con el instructor.</w:t>
+        <w:rPr>
+          <w:lang w:val="es-MX"/>
+        </w:rPr>
+      </w:pPr>
+      <w:r>
+        <w:rPr>
+          <w:b/>
+          <w:bCs/>
+          <w:lang w:val="es-MX"/>
+        </w:rPr>
+        <w:t xml:space="preserve">No aparece el botón </w:t>
+      </w:r>
+      <w:proofErr w:type="spellStart"/>
+      <w:r>
+        <w:rPr>
+          <w:b/>
+          <w:bCs/>
+          <w:lang w:val="es-MX"/>
+        </w:rPr>
+        <w:t>Authorize</w:t>
+      </w:r>
+      <w:proofErr w:type="spellEnd"/>
+      <w:r>
+        <w:rPr>
+          <w:lang w:val="es-MX"/>
+        </w:rPr>
+        <w:t xml:space="preserve">: refresca </w:t>
+      </w:r>
+      <w:proofErr w:type="spellStart"/>
+      <w:r>
+        <w:rPr>
+          <w:lang w:val="es-MX"/>
+        </w:rPr>
+        <w:t>Swagger</w:t>
+      </w:r>
+      <w:proofErr w:type="spellEnd"/>
+      <w:r>
+        <w:rPr>
+          <w:lang w:val="es-MX"/>
+        </w:rPr>
+        <w:t xml:space="preserve"> o verifica que el API haya publicado el esquema de seguridad (</w:t>
+      </w:r>
+      <w:proofErr w:type="spellStart"/>
+      <w:r>
+        <w:rPr>
+          <w:lang w:val="es-MX"/>
+        </w:rPr>
+        <w:t>Bearer</w:t>
+      </w:r>
+      <w:proofErr w:type="spellEnd"/>
+      <w:r>
+        <w:rPr>
+          <w:lang w:val="es-MX"/>
+        </w:rPr>
+        <w:t>). Si tu entorno usa otro esquema, consúltalo con el instructor.</w:t>
       </w:r>
     </w:p>
     <w:p>
@@ -3202,20 +5469,38 @@
         <w:rPr>
           <w:b/>
           <w:bCs/>
+          <w:lang w:val="es-MX"/>
         </w:rPr>
         <w:t>401 tras autorizar</w:t>
       </w:r>
       <w:r>
+        <w:rPr>
+          <w:lang w:val="es-MX"/>
+        </w:rPr>
         <w:t xml:space="preserve">: el token caducó o no se envió con el prefijo </w:t>
       </w:r>
+      <w:proofErr w:type="spellStart"/>
       <w:r>
         <w:rPr>
           <w:rStyle w:val="VerbatimChar"/>
+          <w:lang w:val="es-MX"/>
         </w:rPr>
         <w:t>Bearer</w:t>
       </w:r>
-      <w:r>
-        <w:t>. Repite Login y Auth.</w:t>
+      <w:proofErr w:type="spellEnd"/>
+      <w:r>
+        <w:rPr>
+          <w:lang w:val="es-MX"/>
+        </w:rPr>
+        <w:t xml:space="preserve">. </w:t>
+      </w:r>
+      <w:proofErr w:type="spellStart"/>
+      <w:r>
+        <w:t>Repite</w:t>
+      </w:r>
+      <w:proofErr w:type="spellEnd"/>
+      <w:r>
+        <w:t xml:space="preserve"> Login y Auth.</w:t>
       </w:r>
     </w:p>
     <w:p>
@@ -3225,15 +5510,22 @@
           <w:ilvl w:val="0"/>
           <w:numId w:val="3"/>
         </w:numPr>
-      </w:pPr>
-      <w:r>
-        <w:rPr>
-          <w:b/>
-          <w:bCs/>
+        <w:rPr>
+          <w:lang w:val="es-MX"/>
+        </w:rPr>
+      </w:pPr>
+      <w:r>
+        <w:rPr>
+          <w:b/>
+          <w:bCs/>
+          <w:lang w:val="es-MX"/>
         </w:rPr>
         <w:t>400 en POST/PUT</w:t>
       </w:r>
       <w:r>
+        <w:rPr>
+          <w:lang w:val="es-MX"/>
+        </w:rPr>
         <w:t>: valida campos obligatorios, tipos (número vs texto) y formato JSON (comas/llaves).</w:t>
       </w:r>
     </w:p>
@@ -3244,33 +5536,51 @@
           <w:ilvl w:val="0"/>
           <w:numId w:val="3"/>
         </w:numPr>
-      </w:pPr>
-      <w:r>
-        <w:rPr>
-          <w:b/>
-          <w:bCs/>
-        </w:rPr>
+        <w:rPr>
+          <w:lang w:val="es-MX"/>
+        </w:rPr>
+      </w:pPr>
+      <w:r>
+        <w:rPr>
+          <w:b/>
+          <w:bCs/>
+          <w:lang w:val="es-MX"/>
+        </w:rPr>
+        <w:lastRenderedPageBreak/>
         <w:t>409 en POST</w:t>
       </w:r>
       <w:r>
+        <w:rPr>
+          <w:lang w:val="es-MX"/>
+        </w:rPr>
         <w:t xml:space="preserve">: cambia </w:t>
       </w:r>
+      <w:proofErr w:type="spellStart"/>
       <w:r>
         <w:rPr>
           <w:rStyle w:val="VerbatimChar"/>
+          <w:lang w:val="es-MX"/>
         </w:rPr>
         <w:t>codigo</w:t>
       </w:r>
-      <w:r>
+      <w:proofErr w:type="spellEnd"/>
+      <w:r>
+        <w:rPr>
+          <w:lang w:val="es-MX"/>
+        </w:rPr>
         <w:t xml:space="preserve"> o </w:t>
       </w:r>
       <w:r>
         <w:rPr>
           <w:rStyle w:val="VerbatimChar"/>
+          <w:lang w:val="es-MX"/>
         </w:rPr>
         <w:t>nombre</w:t>
       </w:r>
       <w:r>
+        <w:rPr>
+          <w:lang w:val="es-MX"/>
+        </w:rPr>
         <w:t xml:space="preserve"> si existe regla de unicidad.</w:t>
       </w:r>
     </w:p>
@@ -3281,24 +5591,35 @@
           <w:ilvl w:val="0"/>
           <w:numId w:val="3"/>
         </w:numPr>
-      </w:pPr>
-      <w:r>
-        <w:rPr>
-          <w:b/>
-          <w:bCs/>
+        <w:rPr>
+          <w:lang w:val="es-MX"/>
+        </w:rPr>
+      </w:pPr>
+      <w:r>
+        <w:rPr>
+          <w:b/>
+          <w:bCs/>
+          <w:lang w:val="es-MX"/>
         </w:rPr>
         <w:t>404 en PUT</w:t>
       </w:r>
       <w:r>
+        <w:rPr>
+          <w:lang w:val="es-MX"/>
+        </w:rPr>
         <w:t xml:space="preserve">: verifica que el </w:t>
       </w:r>
       <w:r>
         <w:rPr>
           <w:rStyle w:val="VerbatimChar"/>
+          <w:lang w:val="es-MX"/>
         </w:rPr>
         <w:t>id</w:t>
       </w:r>
       <w:r>
+        <w:rPr>
+          <w:lang w:val="es-MX"/>
+        </w:rPr>
         <w:t xml:space="preserve"> exista (consulta GET antes de actualizar).</w:t>
       </w:r>
     </w:p>
@@ -3307,7 +5628,7 @@
       <w:bookmarkEnd w:id="13"/>
       <w:r>
         <w:pict w14:anchorId="3FE1890A">
-          <v:rect id="_x0000_i1530" style="width:0;height:1.5pt" o:hralign="center" o:hrstd="t" o:hr="t"/>
+          <v:rect id="_x0000_i1041" style="width:0;height:1.5pt" o:hralign="center" o:hrstd="t" o:hr="t"/>
         </w:pict>
       </w:r>
     </w:p>
@@ -3327,54 +5648,100 @@
           <w:ilvl w:val="0"/>
           <w:numId w:val="3"/>
         </w:numPr>
-      </w:pPr>
-      <w:r>
+        <w:rPr>
+          <w:lang w:val="es-MX"/>
+        </w:rPr>
+      </w:pPr>
+      <w:r>
+        <w:rPr>
+          <w:lang w:val="es-MX"/>
+        </w:rPr>
         <w:t xml:space="preserve">Los ejemplos son </w:t>
       </w:r>
       <w:r>
         <w:rPr>
           <w:b/>
           <w:bCs/>
+          <w:lang w:val="es-MX"/>
         </w:rPr>
         <w:t>guías</w:t>
       </w:r>
       <w:r>
+        <w:rPr>
+          <w:lang w:val="es-MX"/>
+        </w:rPr>
         <w:t xml:space="preserve">; ajusta los campos a tu </w:t>
       </w:r>
       <w:r>
         <w:rPr>
           <w:rStyle w:val="VerbatimChar"/>
+          <w:lang w:val="es-MX"/>
         </w:rPr>
         <w:t>DTO</w:t>
       </w:r>
       <w:r>
-        <w:t xml:space="preserve"> real si el Swagger muestra propiedades distintas (p. ej., </w:t>
-      </w:r>
+        <w:rPr>
+          <w:lang w:val="es-MX"/>
+        </w:rPr>
+        <w:t xml:space="preserve"> real si el </w:t>
+      </w:r>
+      <w:proofErr w:type="spellStart"/>
+      <w:r>
+        <w:rPr>
+          <w:lang w:val="es-MX"/>
+        </w:rPr>
+        <w:t>Swagger</w:t>
+      </w:r>
+      <w:proofErr w:type="spellEnd"/>
+      <w:r>
+        <w:rPr>
+          <w:lang w:val="es-MX"/>
+        </w:rPr>
+        <w:t xml:space="preserve"> muestra propiedades distintas (p. ej., </w:t>
+      </w:r>
+      <w:proofErr w:type="spellStart"/>
       <w:r>
         <w:rPr>
           <w:rStyle w:val="VerbatimChar"/>
+          <w:lang w:val="es-MX"/>
         </w:rPr>
         <w:t>AgregarProductoDTO</w:t>
       </w:r>
-      <w:r>
+      <w:proofErr w:type="spellEnd"/>
+      <w:r>
+        <w:rPr>
+          <w:lang w:val="es-MX"/>
+        </w:rPr>
         <w:t xml:space="preserve">, </w:t>
       </w:r>
+      <w:proofErr w:type="spellStart"/>
       <w:r>
         <w:rPr>
           <w:rStyle w:val="VerbatimChar"/>
+          <w:lang w:val="es-MX"/>
         </w:rPr>
         <w:t>PruebaDTO</w:t>
       </w:r>
-      <w:r>
+      <w:proofErr w:type="spellEnd"/>
+      <w:r>
+        <w:rPr>
+          <w:lang w:val="es-MX"/>
+        </w:rPr>
         <w:t xml:space="preserve">, </w:t>
       </w:r>
+      <w:proofErr w:type="spellStart"/>
       <w:r>
         <w:rPr>
           <w:rStyle w:val="VerbatimChar"/>
+          <w:lang w:val="es-MX"/>
         </w:rPr>
         <w:t>ValorReferenciaDTO</w:t>
       </w:r>
-      <w:r>
+      <w:proofErr w:type="spellEnd"/>
+      <w:r>
+        <w:rPr>
+          <w:lang w:val="es-MX"/>
+        </w:rPr>
         <w:t>).</w:t>
       </w:r>
     </w:p>
@@ -3385,225 +5752,70 @@
           <w:ilvl w:val="0"/>
           <w:numId w:val="3"/>
         </w:numPr>
-      </w:pPr>
-      <w:r>
+        <w:rPr>
+          <w:lang w:val="es-MX"/>
+        </w:rPr>
+      </w:pPr>
+      <w:r>
+        <w:rPr>
+          <w:lang w:val="es-MX"/>
+        </w:rPr>
         <w:t xml:space="preserve">Si tu API devuelve </w:t>
       </w:r>
       <w:r>
         <w:rPr>
           <w:rStyle w:val="VerbatimChar"/>
-        </w:rPr>
-        <w:t>201 Created</w:t>
-      </w:r>
-      <w:r>
+          <w:lang w:val="es-MX"/>
+        </w:rPr>
+        <w:t xml:space="preserve">201 </w:t>
+      </w:r>
+      <w:proofErr w:type="spellStart"/>
+      <w:r>
+        <w:rPr>
+          <w:rStyle w:val="VerbatimChar"/>
+          <w:lang w:val="es-MX"/>
+        </w:rPr>
+        <w:t>Created</w:t>
+      </w:r>
+      <w:proofErr w:type="spellEnd"/>
+      <w:r>
+        <w:rPr>
+          <w:lang w:val="es-MX"/>
+        </w:rPr>
         <w:t xml:space="preserve"> con </w:t>
       </w:r>
+      <w:proofErr w:type="spellStart"/>
       <w:r>
         <w:rPr>
           <w:rStyle w:val="VerbatimChar"/>
+          <w:lang w:val="es-MX"/>
         </w:rPr>
         <w:t>Location</w:t>
       </w:r>
-      <w:r>
+      <w:proofErr w:type="spellEnd"/>
+      <w:r>
+        <w:rPr>
+          <w:lang w:val="es-MX"/>
+        </w:rPr>
         <w:t xml:space="preserve">, también es válido; este manual usa </w:t>
       </w:r>
       <w:r>
         <w:rPr>
           <w:rStyle w:val="VerbatimChar"/>
+          <w:lang w:val="es-MX"/>
         </w:rPr>
         <w:t>200</w:t>
       </w:r>
       <w:r>
+        <w:rPr>
+          <w:lang w:val="es-MX"/>
+        </w:rPr>
         <w:t xml:space="preserve"> como respuesta tipo por simplicidad.</w:t>
       </w:r>
     </w:p>
     <w:bookmarkEnd w:id="0"/>
     <w:bookmarkEnd w:id="14"/>
     <w:bookmarkEnd w:id="15"/>
-    <w:p>
-      <w:pPr>
-        <w:pStyle w:val="EstiloSID"/>
-        <w:rPr>
-          <w:u w:val="single"/>
-        </w:rPr>
-      </w:pPr>
-    </w:p>
-    <w:p>
-      <w:pPr>
-        <w:pStyle w:val="EstiloSID"/>
-        <w:rPr>
-          <w:u w:val="single"/>
-        </w:rPr>
-      </w:pPr>
-    </w:p>
-    <w:p>
-      <w:pPr>
-        <w:pStyle w:val="EstiloSID"/>
-        <w:rPr>
-          <w:u w:val="single"/>
-        </w:rPr>
-      </w:pPr>
-    </w:p>
-    <w:p>
-      <w:pPr>
-        <w:pStyle w:val="EstiloSID"/>
-        <w:rPr>
-          <w:u w:val="single"/>
-        </w:rPr>
-      </w:pPr>
-    </w:p>
-    <w:p>
-      <w:pPr>
-        <w:pStyle w:val="EstiloSID"/>
-        <w:rPr>
-          <w:u w:val="single"/>
-        </w:rPr>
-      </w:pPr>
-    </w:p>
-    <w:p>
-      <w:pPr>
-        <w:pStyle w:val="EstiloSID"/>
-        <w:rPr>
-          <w:u w:val="single"/>
-        </w:rPr>
-      </w:pPr>
-    </w:p>
-    <w:p>
-      <w:pPr>
-        <w:pStyle w:val="EstiloSID"/>
-        <w:rPr>
-          <w:u w:val="single"/>
-        </w:rPr>
-      </w:pPr>
-    </w:p>
-    <w:p>
-      <w:pPr>
-        <w:pStyle w:val="EstiloSID"/>
-        <w:rPr>
-          <w:u w:val="single"/>
-        </w:rPr>
-      </w:pPr>
-    </w:p>
-    <w:p>
-      <w:pPr>
-        <w:pStyle w:val="EstiloSID"/>
-        <w:rPr>
-          <w:u w:val="single"/>
-        </w:rPr>
-      </w:pPr>
-    </w:p>
-    <w:p>
-      <w:pPr>
-        <w:pStyle w:val="EstiloSID"/>
-        <w:rPr>
-          <w:u w:val="single"/>
-        </w:rPr>
-      </w:pPr>
-    </w:p>
-    <w:p>
-      <w:pPr>
-        <w:pStyle w:val="EstiloSID"/>
-        <w:rPr>
-          <w:u w:val="single"/>
-        </w:rPr>
-      </w:pPr>
-    </w:p>
-    <w:p>
-      <w:pPr>
-        <w:pStyle w:val="EstiloSID"/>
-        <w:rPr>
-          <w:u w:val="single"/>
-        </w:rPr>
-      </w:pPr>
-    </w:p>
-    <w:p>
-      <w:pPr>
-        <w:pStyle w:val="EstiloSID"/>
-        <w:rPr>
-          <w:u w:val="single"/>
-        </w:rPr>
-      </w:pPr>
-    </w:p>
-    <w:p>
-      <w:pPr>
-        <w:pStyle w:val="EstiloSID"/>
-        <w:rPr>
-          <w:u w:val="single"/>
-        </w:rPr>
-      </w:pPr>
-    </w:p>
-    <w:p>
-      <w:pPr>
-        <w:pStyle w:val="EstiloSID"/>
-        <w:rPr>
-          <w:u w:val="single"/>
-        </w:rPr>
-      </w:pPr>
-    </w:p>
-    <w:p>
-      <w:pPr>
-        <w:pStyle w:val="EstiloSID"/>
-        <w:rPr>
-          <w:u w:val="single"/>
-        </w:rPr>
-      </w:pPr>
-    </w:p>
-    <w:p>
-      <w:pPr>
-        <w:pStyle w:val="EstiloSID"/>
-        <w:rPr>
-          <w:u w:val="single"/>
-        </w:rPr>
-      </w:pPr>
-    </w:p>
-    <w:p>
-      <w:pPr>
-        <w:pStyle w:val="EstiloSID"/>
-        <w:rPr>
-          <w:u w:val="single"/>
-        </w:rPr>
-      </w:pPr>
-    </w:p>
-    <w:p>
-      <w:pPr>
-        <w:pStyle w:val="EstiloSID"/>
-        <w:rPr>
-          <w:u w:val="single"/>
-        </w:rPr>
-      </w:pPr>
-    </w:p>
-    <w:p>
-      <w:pPr>
-        <w:pStyle w:val="EstiloSID"/>
-        <w:rPr>
-          <w:u w:val="single"/>
-        </w:rPr>
-      </w:pPr>
-    </w:p>
-    <w:p>
-      <w:pPr>
-        <w:pStyle w:val="EstiloSID"/>
-        <w:rPr>
-          <w:u w:val="single"/>
-        </w:rPr>
-      </w:pPr>
-    </w:p>
-    <w:p>
-      <w:pPr>
-        <w:pStyle w:val="EstiloSID"/>
-        <w:rPr>
-          <w:u w:val="single"/>
-        </w:rPr>
-      </w:pPr>
-    </w:p>
-    <w:p>
-      <w:pPr>
-        <w:pStyle w:val="EstiloSID"/>
-        <w:rPr>
-          <w:u w:val="single"/>
-        </w:rPr>
-      </w:pPr>
-    </w:p>
     <w:p>
       <w:pPr>
         <w:pStyle w:val="EstiloSID"/>
@@ -3771,8 +5983,8 @@
       </w:r>
     </w:p>
     <w:sectPr>
-      <w:headerReference w:type="default" r:id="rId7"/>
-      <w:footerReference w:type="default" r:id="rId8"/>
+      <w:headerReference w:type="default" r:id="rId8"/>
+      <w:footerReference w:type="default" r:id="rId9"/>
       <w:pgSz w:w="12240" w:h="15840" w:code="1"/>
       <w:pgMar w:top="1985" w:right="1276" w:bottom="1440" w:left="1276" w:header="709" w:footer="709" w:gutter="0"/>
       <w:cols w:space="708"/>
@@ -4032,7 +6244,7 @@
 <w:numbering xmlns:wpc="http://schemas.microsoft.com/office/word/2010/wordprocessingCanvas" xmlns:cx="http://schemas.microsoft.com/office/drawing/2014/chartex" xmlns:cx1="http://schemas.microsoft.com/office/drawing/2015/9/8/chartex" xmlns:cx2="http://schemas.microsoft.com/office/drawing/2015/10/21/chartex" xmlns:cx3="http://schemas.microsoft.com/office/drawing/2016/5/9/chartex" xmlns:cx4="http://schemas.microsoft.com/office/drawing/2016/5/10/chartex" xmlns:cx5="http://schemas.microsoft.com/office/drawing/2016/5/11/chartex" xmlns:cx6="http://schemas.microsoft.com/office/drawing/2016/5/12/chartex" xmlns:cx7="http://schemas.microsoft.com/office/drawing/2016/5/13/chartex" xmlns:cx8="http://schemas.microsoft.com/office/drawing/2016/5/14/chartex" xmlns:mc="http://schemas.openxmlformats.org/markup-compatibility/2006" xmlns:aink="http://schemas.microsoft.com/office/drawing/2016/ink" xmlns:am3d="http://schemas.microsoft.com/office/drawing/2017/model3d" xmlns:o="urn:schemas-microsoft-com:office:office" xmlns:oel="http://schemas.microsoft.com/office/2019/extlst" xmlns:r="http://schemas.openxmlformats.org/officeDocument/2006/relationships" xmlns:m="http://schemas.openxmlformats.org/officeDocument/2006/math" xmlns:v="urn:schemas-microsoft-com:vml" xmlns:wp14="http://schemas.microsoft.com/office/word/2010/wordprocessingDrawing" xmlns:wp="http://schemas.openxmlformats.org/drawingml/2006/wordprocessingDrawing" xmlns:w10="urn:schemas-microsoft-com:office:word" xmlns:w="http://schemas.openxmlformats.org/wordprocessingml/2006/main" xmlns:w14="http://schemas.microsoft.com/office/word/2010/wordml" xmlns:w15="http://schemas.microsoft.com/office/word/2012/wordml" xmlns:w16cex="http://schemas.microsoft.com/office/word/2018/wordml/cex" xmlns:w16cid="http://schemas.microsoft.com/office/word/2016/wordml/cid" xmlns:w16="http://schemas.microsoft.com/office/word/2018/wordml" xmlns:w16du="http://schemas.microsoft.com/office/word/2023/wordml/word16du" xmlns:w16sdtdh="http://schemas.microsoft.com/office/word/2020/wordml/sdtdatahash" xmlns:w16sdtfl="http://schemas.microsoft.com/office/word/2024/wordml/sdtformatlock" xmlns:w16se="http://schemas.microsoft.com/office/word/2015/wordml/symex" xmlns:wpg="http://schemas.microsoft.com/office/word/2010/wordprocessingGroup" xmlns:wpi="http://schemas.microsoft.com/office/word/2010/wordprocessingInk" xmlns:wne="http://schemas.microsoft.com/office/word/2006/wordml" xmlns:wps="http://schemas.microsoft.com/office/word/2010/wordprocessingShape" mc:Ignorable="w14 w15 w16se w16cid w16 w16cex w16sdtdh w16sdtfl w16du wp14">
   <w:numPicBullet w:numPicBulletId="0">
     <w:pict>
-      <v:rect id="_x0000_i1093" style="width:0;height:1.5pt" o:hralign="center" o:bullet="t" o:hrstd="t" o:hr="t"/>
+      <v:rect id="_x0000_i1110" style="width:0;height:1.5pt" o:hralign="center" o:bullet="t" o:hrstd="t" o:hr="t"/>
     </w:pict>
   </w:numPicBullet>
   <w:abstractNum w:abstractNumId="0" w15:restartNumberingAfterBreak="0">
@@ -9909,4 +12121,16 @@
     </a:ext>
   </a:extLst>
 </a:theme>
+</file>
+
+<file path=customXml/item1.xml><?xml version="1.0" encoding="utf-8"?>
+<b:Sources xmlns:b="http://schemas.openxmlformats.org/officeDocument/2006/bibliography" xmlns="http://schemas.openxmlformats.org/officeDocument/2006/bibliography" SelectedStyle="\APASixthEditionOfficeOnline.xsl" StyleName="APA" Version="6"/>
+</file>
+
+<file path=customXml/itemProps1.xml><?xml version="1.0" encoding="utf-8"?>
+<ds:datastoreItem xmlns:ds="http://schemas.openxmlformats.org/officeDocument/2006/customXml" ds:itemID="{1C1A308B-97E5-4D83-BF56-9E4BBA47DC1A}">
+  <ds:schemaRefs>
+    <ds:schemaRef ds:uri="http://schemas.openxmlformats.org/officeDocument/2006/bibliography"/>
+  </ds:schemaRefs>
+</ds:datastoreItem>
 </file>